--- a/Отчет.docx
+++ b/Отчет.docx
@@ -1,6 +1,6 @@
 
 <file path=word/document.xml><?xml version="1.0" encoding="utf-8"?>
-<w:document xmlns:wpc="http://schemas.microsoft.com/office/word/2010/wordprocessingCanvas" xmlns:mc="http://schemas.openxmlformats.org/markup-compatibility/2006" xmlns:o="urn:schemas-microsoft-com:office:office" xmlns:r="http://schemas.openxmlformats.org/officeDocument/2006/relationships" xmlns:m="http://schemas.openxmlformats.org/officeDocument/2006/math" xmlns:v="urn:schemas-microsoft-com:vml" xmlns:wp14="http://schemas.microsoft.com/office/word/2010/wordprocessingDrawing" xmlns:wp="http://schemas.openxmlformats.org/drawingml/2006/wordprocessingDrawing" xmlns:w10="urn:schemas-microsoft-com:office:word" xmlns:w="http://schemas.openxmlformats.org/wordprocessingml/2006/main" xmlns:w14="http://schemas.microsoft.com/office/word/2010/wordml" xmlns:w15="http://schemas.microsoft.com/office/word/2012/wordml" xmlns:wpg="http://schemas.microsoft.com/office/word/2010/wordprocessingGroup" xmlns:wpi="http://schemas.microsoft.com/office/word/2010/wordprocessingInk" xmlns:wne="http://schemas.microsoft.com/office/word/2006/wordml" xmlns:wps="http://schemas.microsoft.com/office/word/2010/wordprocessingShape" mc:Ignorable="w14 w15 wp14">
+<w:document xmlns:wpc="http://schemas.microsoft.com/office/word/2010/wordprocessingCanvas" xmlns:cx="http://schemas.microsoft.com/office/drawing/2014/chartex" xmlns:cx1="http://schemas.microsoft.com/office/drawing/2015/9/8/chartex" xmlns:cx2="http://schemas.microsoft.com/office/drawing/2015/10/21/chartex" xmlns:cx3="http://schemas.microsoft.com/office/drawing/2016/5/9/chartex" xmlns:cx4="http://schemas.microsoft.com/office/drawing/2016/5/10/chartex" xmlns:cx5="http://schemas.microsoft.com/office/drawing/2016/5/11/chartex" xmlns:cx6="http://schemas.microsoft.com/office/drawing/2016/5/12/chartex" xmlns:cx7="http://schemas.microsoft.com/office/drawing/2016/5/13/chartex" xmlns:cx8="http://schemas.microsoft.com/office/drawing/2016/5/14/chartex" xmlns:mc="http://schemas.openxmlformats.org/markup-compatibility/2006" xmlns:aink="http://schemas.microsoft.com/office/drawing/2016/ink" xmlns:am3d="http://schemas.microsoft.com/office/drawing/2017/model3d" xmlns:o="urn:schemas-microsoft-com:office:office" xmlns:r="http://schemas.openxmlformats.org/officeDocument/2006/relationships" xmlns:m="http://schemas.openxmlformats.org/officeDocument/2006/math" xmlns:v="urn:schemas-microsoft-com:vml" xmlns:wp14="http://schemas.microsoft.com/office/word/2010/wordprocessingDrawing" xmlns:wp="http://schemas.openxmlformats.org/drawingml/2006/wordprocessingDrawing" xmlns:w10="urn:schemas-microsoft-com:office:word" xmlns:w="http://schemas.openxmlformats.org/wordprocessingml/2006/main" xmlns:w14="http://schemas.microsoft.com/office/word/2010/wordml" xmlns:w15="http://schemas.microsoft.com/office/word/2012/wordml" xmlns:w16cid="http://schemas.microsoft.com/office/word/2016/wordml/cid" xmlns:w16se="http://schemas.microsoft.com/office/word/2015/wordml/symex" xmlns:wpg="http://schemas.microsoft.com/office/word/2010/wordprocessingGroup" xmlns:wpi="http://schemas.microsoft.com/office/word/2010/wordprocessingInk" xmlns:wne="http://schemas.microsoft.com/office/word/2006/wordml" xmlns:wps="http://schemas.microsoft.com/office/word/2010/wordprocessingShape" mc:Ignorable="w14 w15 w16se w16cid wp14">
   <w:body>
     <w:tbl>
       <w:tblPr>
@@ -223,6 +223,16 @@
     </w:p>
     <w:p>
       <w:pPr>
+        <w:spacing w:after="0" w:line="240" w:lineRule="auto"/>
+        <w:jc w:val="center"/>
+        <w:rPr>
+          <w:rFonts w:cs="Times New Roman"/>
+          <w:szCs w:val="28"/>
+        </w:rPr>
+      </w:pPr>
+    </w:p>
+    <w:p>
+      <w:pPr>
         <w:spacing w:after="0" w:line="360" w:lineRule="auto"/>
         <w:jc w:val="center"/>
         <w:rPr>
@@ -297,8 +307,18 @@
           <w:rFonts w:cs="Times New Roman"/>
           <w:szCs w:val="28"/>
         </w:rPr>
-        <w:t>ПМ.02 «Осуществление интеграции программных модулей»</w:t>
-      </w:r>
+        <w:t>ПМ.03 Осуществление интеграции программных модулей</w:t>
+      </w:r>
+    </w:p>
+    <w:p>
+      <w:pPr>
+        <w:spacing w:after="0" w:line="240" w:lineRule="auto"/>
+        <w:jc w:val="center"/>
+        <w:rPr>
+          <w:rFonts w:cs="Times New Roman"/>
+          <w:szCs w:val="28"/>
+        </w:rPr>
+      </w:pPr>
     </w:p>
     <w:p>
       <w:pPr>
@@ -703,7 +723,6 @@
         <w:p>
           <w:pPr>
             <w:pStyle w:val="af0"/>
-            <w:spacing w:line="360" w:lineRule="auto"/>
             <w:jc w:val="center"/>
             <w:rPr>
               <w:rFonts w:ascii="Times New Roman" w:hAnsi="Times New Roman" w:cs="Times New Roman"/>
@@ -726,11 +745,10 @@
             <w:tabs>
               <w:tab w:val="right" w:leader="dot" w:pos="9345"/>
             </w:tabs>
-            <w:spacing w:line="360" w:lineRule="auto"/>
             <w:rPr>
               <w:rFonts w:asciiTheme="minorHAnsi" w:hAnsiTheme="minorHAnsi" w:cstheme="minorBidi"/>
               <w:noProof/>
-              <w:szCs w:val="28"/>
+              <w:sz w:val="22"/>
               <w:lang w:eastAsia="ru-RU"/>
             </w:rPr>
           </w:pPr>
@@ -738,7 +756,6 @@
             <w:rPr>
               <w:b/>
               <w:bCs/>
-              <w:szCs w:val="28"/>
             </w:rPr>
             <w:fldChar w:fldCharType="begin"/>
           </w:r>
@@ -746,7 +763,6 @@
             <w:rPr>
               <w:b/>
               <w:bCs/>
-              <w:szCs w:val="28"/>
             </w:rPr>
             <w:instrText xml:space="preserve"> TOC \o "1-3" \h \z \u </w:instrText>
           </w:r>
@@ -754,16 +770,14 @@
             <w:rPr>
               <w:b/>
               <w:bCs/>
-              <w:szCs w:val="28"/>
             </w:rPr>
             <w:fldChar w:fldCharType="separate"/>
           </w:r>
-          <w:hyperlink w:anchor="_Toc228329786" w:history="1">
+          <w:hyperlink w:anchor="_Toc227920565" w:history="1">
             <w:r>
               <w:rPr>
                 <w:rStyle w:val="af1"/>
                 <w:noProof/>
-                <w:szCs w:val="28"/>
               </w:rPr>
               <w:t>Задание</w:t>
             </w:r>
@@ -771,7 +785,6 @@
               <w:rPr>
                 <w:noProof/>
                 <w:webHidden/>
-                <w:szCs w:val="28"/>
               </w:rPr>
               <w:tab/>
             </w:r>
@@ -779,7 +792,6 @@
               <w:rPr>
                 <w:noProof/>
                 <w:webHidden/>
-                <w:szCs w:val="28"/>
               </w:rPr>
               <w:fldChar w:fldCharType="begin"/>
             </w:r>
@@ -787,22 +799,19 @@
               <w:rPr>
                 <w:noProof/>
                 <w:webHidden/>
-                <w:szCs w:val="28"/>
-              </w:rPr>
-              <w:instrText xml:space="preserve"> PAGEREF _Toc228329786 \h </w:instrText>
+              </w:rPr>
+              <w:instrText xml:space="preserve"> PAGEREF _Toc227920565 \h </w:instrText>
             </w:r>
             <w:r>
               <w:rPr>
                 <w:noProof/>
                 <w:webHidden/>
-                <w:szCs w:val="28"/>
               </w:rPr>
             </w:r>
             <w:r>
               <w:rPr>
                 <w:noProof/>
                 <w:webHidden/>
-                <w:szCs w:val="28"/>
               </w:rPr>
               <w:fldChar w:fldCharType="separate"/>
             </w:r>
@@ -810,7 +819,6 @@
               <w:rPr>
                 <w:noProof/>
                 <w:webHidden/>
-                <w:szCs w:val="28"/>
               </w:rPr>
               <w:t>3</w:t>
             </w:r>
@@ -818,7 +826,6 @@
               <w:rPr>
                 <w:noProof/>
                 <w:webHidden/>
-                <w:szCs w:val="28"/>
               </w:rPr>
               <w:fldChar w:fldCharType="end"/>
             </w:r>
@@ -830,20 +837,18 @@
             <w:tabs>
               <w:tab w:val="right" w:leader="dot" w:pos="9345"/>
             </w:tabs>
-            <w:spacing w:line="360" w:lineRule="auto"/>
             <w:rPr>
               <w:rFonts w:asciiTheme="minorHAnsi" w:hAnsiTheme="minorHAnsi" w:cstheme="minorBidi"/>
               <w:noProof/>
-              <w:szCs w:val="28"/>
+              <w:sz w:val="22"/>
               <w:lang w:eastAsia="ru-RU"/>
             </w:rPr>
           </w:pPr>
-          <w:hyperlink w:anchor="_Toc228329787" w:history="1">
+          <w:hyperlink w:anchor="_Toc227920566" w:history="1">
             <w:r>
               <w:rPr>
                 <w:rStyle w:val="af1"/>
                 <w:noProof/>
-                <w:szCs w:val="28"/>
               </w:rPr>
               <w:t>Аттестационный лист</w:t>
             </w:r>
@@ -851,7 +856,6 @@
               <w:rPr>
                 <w:noProof/>
                 <w:webHidden/>
-                <w:szCs w:val="28"/>
               </w:rPr>
               <w:tab/>
             </w:r>
@@ -859,7 +863,6 @@
               <w:rPr>
                 <w:noProof/>
                 <w:webHidden/>
-                <w:szCs w:val="28"/>
               </w:rPr>
               <w:fldChar w:fldCharType="begin"/>
             </w:r>
@@ -867,22 +870,19 @@
               <w:rPr>
                 <w:noProof/>
                 <w:webHidden/>
-                <w:szCs w:val="28"/>
-              </w:rPr>
-              <w:instrText xml:space="preserve"> PAGEREF _Toc228329787 \h </w:instrText>
+              </w:rPr>
+              <w:instrText xml:space="preserve"> PAGEREF _Toc227920566 \h </w:instrText>
             </w:r>
             <w:r>
               <w:rPr>
                 <w:noProof/>
                 <w:webHidden/>
-                <w:szCs w:val="28"/>
               </w:rPr>
             </w:r>
             <w:r>
               <w:rPr>
                 <w:noProof/>
                 <w:webHidden/>
-                <w:szCs w:val="28"/>
               </w:rPr>
               <w:fldChar w:fldCharType="separate"/>
             </w:r>
@@ -890,7 +890,6 @@
               <w:rPr>
                 <w:noProof/>
                 <w:webHidden/>
-                <w:szCs w:val="28"/>
               </w:rPr>
               <w:t>4</w:t>
             </w:r>
@@ -898,7 +897,6 @@
               <w:rPr>
                 <w:noProof/>
                 <w:webHidden/>
-                <w:szCs w:val="28"/>
               </w:rPr>
               <w:fldChar w:fldCharType="end"/>
             </w:r>
@@ -910,20 +908,18 @@
             <w:tabs>
               <w:tab w:val="right" w:leader="dot" w:pos="9345"/>
             </w:tabs>
-            <w:spacing w:line="360" w:lineRule="auto"/>
             <w:rPr>
               <w:rFonts w:asciiTheme="minorHAnsi" w:hAnsiTheme="minorHAnsi" w:cstheme="minorBidi"/>
               <w:noProof/>
-              <w:szCs w:val="28"/>
+              <w:sz w:val="22"/>
               <w:lang w:eastAsia="ru-RU"/>
             </w:rPr>
           </w:pPr>
-          <w:hyperlink w:anchor="_Toc228329788" w:history="1">
+          <w:hyperlink w:anchor="_Toc227920567" w:history="1">
             <w:r>
               <w:rPr>
                 <w:rStyle w:val="af1"/>
                 <w:noProof/>
-                <w:szCs w:val="28"/>
               </w:rPr>
               <w:t>Дневник</w:t>
             </w:r>
@@ -931,7 +927,6 @@
               <w:rPr>
                 <w:noProof/>
                 <w:webHidden/>
-                <w:szCs w:val="28"/>
               </w:rPr>
               <w:tab/>
             </w:r>
@@ -939,7 +934,6 @@
               <w:rPr>
                 <w:noProof/>
                 <w:webHidden/>
-                <w:szCs w:val="28"/>
               </w:rPr>
               <w:fldChar w:fldCharType="begin"/>
             </w:r>
@@ -947,22 +941,19 @@
               <w:rPr>
                 <w:noProof/>
                 <w:webHidden/>
-                <w:szCs w:val="28"/>
-              </w:rPr>
-              <w:instrText xml:space="preserve"> PAGEREF _Toc228329788 \h </w:instrText>
+              </w:rPr>
+              <w:instrText xml:space="preserve"> PAGEREF _Toc227920567 \h </w:instrText>
             </w:r>
             <w:r>
               <w:rPr>
                 <w:noProof/>
                 <w:webHidden/>
-                <w:szCs w:val="28"/>
               </w:rPr>
             </w:r>
             <w:r>
               <w:rPr>
                 <w:noProof/>
                 <w:webHidden/>
-                <w:szCs w:val="28"/>
               </w:rPr>
               <w:fldChar w:fldCharType="separate"/>
             </w:r>
@@ -970,7 +961,6 @@
               <w:rPr>
                 <w:noProof/>
                 <w:webHidden/>
-                <w:szCs w:val="28"/>
               </w:rPr>
               <w:t>5</w:t>
             </w:r>
@@ -978,7 +968,6 @@
               <w:rPr>
                 <w:noProof/>
                 <w:webHidden/>
-                <w:szCs w:val="28"/>
               </w:rPr>
               <w:fldChar w:fldCharType="end"/>
             </w:r>
@@ -990,28 +979,25 @@
             <w:tabs>
               <w:tab w:val="right" w:leader="dot" w:pos="9345"/>
             </w:tabs>
-            <w:spacing w:line="360" w:lineRule="auto"/>
             <w:rPr>
               <w:rFonts w:asciiTheme="minorHAnsi" w:hAnsiTheme="minorHAnsi" w:cstheme="minorBidi"/>
               <w:noProof/>
-              <w:szCs w:val="28"/>
+              <w:sz w:val="22"/>
               <w:lang w:eastAsia="ru-RU"/>
             </w:rPr>
           </w:pPr>
-          <w:hyperlink w:anchor="_Toc228329789" w:history="1">
+          <w:hyperlink w:anchor="_Toc227920568" w:history="1">
             <w:r>
               <w:rPr>
                 <w:rStyle w:val="af1"/>
                 <w:noProof/>
-                <w:szCs w:val="28"/>
-              </w:rPr>
-              <w:t>Характеристика Объекта Практики</w:t>
+              </w:rPr>
+              <w:t>Отчет о проделанной работе</w:t>
             </w:r>
             <w:r>
               <w:rPr>
                 <w:noProof/>
                 <w:webHidden/>
-                <w:szCs w:val="28"/>
               </w:rPr>
               <w:tab/>
             </w:r>
@@ -1019,7 +1005,6 @@
               <w:rPr>
                 <w:noProof/>
                 <w:webHidden/>
-                <w:szCs w:val="28"/>
               </w:rPr>
               <w:fldChar w:fldCharType="begin"/>
             </w:r>
@@ -1027,22 +1012,19 @@
               <w:rPr>
                 <w:noProof/>
                 <w:webHidden/>
-                <w:szCs w:val="28"/>
-              </w:rPr>
-              <w:instrText xml:space="preserve"> PAGEREF _Toc228329789 \h </w:instrText>
+              </w:rPr>
+              <w:instrText xml:space="preserve"> PAGEREF _Toc227920568 \h </w:instrText>
             </w:r>
             <w:r>
               <w:rPr>
                 <w:noProof/>
                 <w:webHidden/>
-                <w:szCs w:val="28"/>
               </w:rPr>
             </w:r>
             <w:r>
               <w:rPr>
                 <w:noProof/>
                 <w:webHidden/>
-                <w:szCs w:val="28"/>
               </w:rPr>
               <w:fldChar w:fldCharType="separate"/>
             </w:r>
@@ -1050,7 +1032,6 @@
               <w:rPr>
                 <w:noProof/>
                 <w:webHidden/>
-                <w:szCs w:val="28"/>
               </w:rPr>
               <w:t>6</w:t>
             </w:r>
@@ -1058,7 +1039,290 @@
               <w:rPr>
                 <w:noProof/>
                 <w:webHidden/>
-                <w:szCs w:val="28"/>
+              </w:rPr>
+              <w:fldChar w:fldCharType="end"/>
+            </w:r>
+          </w:hyperlink>
+        </w:p>
+        <w:p>
+          <w:pPr>
+            <w:pStyle w:val="23"/>
+            <w:tabs>
+              <w:tab w:val="right" w:leader="dot" w:pos="9345"/>
+            </w:tabs>
+            <w:rPr>
+              <w:rFonts w:asciiTheme="minorHAnsi" w:hAnsiTheme="minorHAnsi" w:cstheme="minorBidi"/>
+              <w:noProof/>
+              <w:sz w:val="22"/>
+              <w:lang w:eastAsia="ru-RU"/>
+            </w:rPr>
+          </w:pPr>
+          <w:hyperlink w:anchor="_Toc227920569" w:history="1">
+            <w:r>
+              <w:rPr>
+                <w:rStyle w:val="af1"/>
+                <w:noProof/>
+              </w:rPr>
+              <w:t>1. Обследование предметной области и формулировка задачи</w:t>
+            </w:r>
+            <w:r>
+              <w:rPr>
+                <w:noProof/>
+                <w:webHidden/>
+              </w:rPr>
+              <w:tab/>
+            </w:r>
+            <w:r>
+              <w:rPr>
+                <w:noProof/>
+                <w:webHidden/>
+              </w:rPr>
+              <w:fldChar w:fldCharType="begin"/>
+            </w:r>
+            <w:r>
+              <w:rPr>
+                <w:noProof/>
+                <w:webHidden/>
+              </w:rPr>
+              <w:instrText xml:space="preserve"> PAGEREF _Toc227920569 \h </w:instrText>
+            </w:r>
+            <w:r>
+              <w:rPr>
+                <w:noProof/>
+                <w:webHidden/>
+              </w:rPr>
+            </w:r>
+            <w:r>
+              <w:rPr>
+                <w:noProof/>
+                <w:webHidden/>
+              </w:rPr>
+              <w:fldChar w:fldCharType="separate"/>
+            </w:r>
+            <w:r>
+              <w:rPr>
+                <w:noProof/>
+                <w:webHidden/>
+              </w:rPr>
+              <w:t>6</w:t>
+            </w:r>
+            <w:r>
+              <w:rPr>
+                <w:noProof/>
+                <w:webHidden/>
+              </w:rPr>
+              <w:fldChar w:fldCharType="end"/>
+            </w:r>
+          </w:hyperlink>
+        </w:p>
+        <w:p>
+          <w:pPr>
+            <w:pStyle w:val="23"/>
+            <w:tabs>
+              <w:tab w:val="right" w:leader="dot" w:pos="9345"/>
+            </w:tabs>
+            <w:rPr>
+              <w:rFonts w:asciiTheme="minorHAnsi" w:hAnsiTheme="minorHAnsi" w:cstheme="minorBidi"/>
+              <w:noProof/>
+              <w:sz w:val="22"/>
+              <w:lang w:eastAsia="ru-RU"/>
+            </w:rPr>
+          </w:pPr>
+          <w:hyperlink w:anchor="_Toc227920570" w:history="1">
+            <w:r>
+              <w:rPr>
+                <w:rStyle w:val="af1"/>
+                <w:noProof/>
+              </w:rPr>
+              <w:t>2. Проектирование структуры данных и архитектурных решений</w:t>
+            </w:r>
+            <w:r>
+              <w:rPr>
+                <w:noProof/>
+                <w:webHidden/>
+              </w:rPr>
+              <w:tab/>
+            </w:r>
+            <w:r>
+              <w:rPr>
+                <w:noProof/>
+                <w:webHidden/>
+              </w:rPr>
+              <w:fldChar w:fldCharType="begin"/>
+            </w:r>
+            <w:r>
+              <w:rPr>
+                <w:noProof/>
+                <w:webHidden/>
+              </w:rPr>
+              <w:instrText xml:space="preserve"> PAGEREF _Toc227920570 \h </w:instrText>
+            </w:r>
+            <w:r>
+              <w:rPr>
+                <w:noProof/>
+                <w:webHidden/>
+              </w:rPr>
+            </w:r>
+            <w:r>
+              <w:rPr>
+                <w:noProof/>
+                <w:webHidden/>
+              </w:rPr>
+              <w:fldChar w:fldCharType="separate"/>
+            </w:r>
+            <w:r>
+              <w:rPr>
+                <w:noProof/>
+                <w:webHidden/>
+              </w:rPr>
+              <w:t>6</w:t>
+            </w:r>
+            <w:r>
+              <w:rPr>
+                <w:noProof/>
+                <w:webHidden/>
+              </w:rPr>
+              <w:fldChar w:fldCharType="end"/>
+            </w:r>
+          </w:hyperlink>
+        </w:p>
+        <w:p>
+          <w:pPr>
+            <w:pStyle w:val="23"/>
+            <w:tabs>
+              <w:tab w:val="right" w:leader="dot" w:pos="9345"/>
+            </w:tabs>
+            <w:rPr>
+              <w:rFonts w:asciiTheme="minorHAnsi" w:hAnsiTheme="minorHAnsi" w:cstheme="minorBidi"/>
+              <w:noProof/>
+              <w:sz w:val="22"/>
+              <w:lang w:eastAsia="ru-RU"/>
+            </w:rPr>
+          </w:pPr>
+          <w:hyperlink w:anchor="_Toc227920571" w:history="1">
+            <w:r>
+              <w:rPr>
+                <w:rStyle w:val="af1"/>
+                <w:noProof/>
+              </w:rPr>
+              <w:t>3. Реализация программных компонентов</w:t>
+            </w:r>
+            <w:r>
+              <w:rPr>
+                <w:noProof/>
+                <w:webHidden/>
+              </w:rPr>
+              <w:tab/>
+            </w:r>
+            <w:r>
+              <w:rPr>
+                <w:noProof/>
+                <w:webHidden/>
+              </w:rPr>
+              <w:fldChar w:fldCharType="begin"/>
+            </w:r>
+            <w:r>
+              <w:rPr>
+                <w:noProof/>
+                <w:webHidden/>
+              </w:rPr>
+              <w:instrText xml:space="preserve"> PAGEREF _Toc227920571 \h </w:instrText>
+            </w:r>
+            <w:r>
+              <w:rPr>
+                <w:noProof/>
+                <w:webHidden/>
+              </w:rPr>
+            </w:r>
+            <w:r>
+              <w:rPr>
+                <w:noProof/>
+                <w:webHidden/>
+              </w:rPr>
+              <w:fldChar w:fldCharType="separate"/>
+            </w:r>
+            <w:r>
+              <w:rPr>
+                <w:noProof/>
+                <w:webHidden/>
+              </w:rPr>
+              <w:t>7</w:t>
+            </w:r>
+            <w:r>
+              <w:rPr>
+                <w:noProof/>
+                <w:webHidden/>
+              </w:rPr>
+              <w:fldChar w:fldCharType="end"/>
+            </w:r>
+          </w:hyperlink>
+        </w:p>
+        <w:p>
+          <w:pPr>
+            <w:pStyle w:val="23"/>
+            <w:tabs>
+              <w:tab w:val="right" w:leader="dot" w:pos="9345"/>
+            </w:tabs>
+            <w:rPr>
+              <w:rFonts w:asciiTheme="minorHAnsi" w:hAnsiTheme="minorHAnsi" w:cstheme="minorBidi"/>
+              <w:noProof/>
+              <w:sz w:val="22"/>
+              <w:lang w:eastAsia="ru-RU"/>
+            </w:rPr>
+          </w:pPr>
+          <w:hyperlink w:anchor="_Toc227920572" w:history="1">
+            <w:r>
+              <w:rPr>
+                <w:rStyle w:val="af1"/>
+                <w:noProof/>
+              </w:rPr>
+              <w:t>4. Тестирование и оценка качества продукта</w:t>
+            </w:r>
+            <w:r>
+              <w:rPr>
+                <w:noProof/>
+                <w:webHidden/>
+              </w:rPr>
+              <w:tab/>
+            </w:r>
+            <w:r>
+              <w:rPr>
+                <w:noProof/>
+                <w:webHidden/>
+              </w:rPr>
+              <w:fldChar w:fldCharType="begin"/>
+            </w:r>
+            <w:r>
+              <w:rPr>
+                <w:noProof/>
+                <w:webHidden/>
+              </w:rPr>
+              <w:instrText xml:space="preserve"> PAGEREF _Toc227920572 \h </w:instrText>
+            </w:r>
+            <w:r>
+              <w:rPr>
+                <w:noProof/>
+                <w:webHidden/>
+              </w:rPr>
+            </w:r>
+            <w:r>
+              <w:rPr>
+                <w:noProof/>
+                <w:webHidden/>
+              </w:rPr>
+              <w:fldChar w:fldCharType="separate"/>
+            </w:r>
+            <w:r>
+              <w:rPr>
+                <w:noProof/>
+                <w:webHidden/>
+              </w:rPr>
+              <w:t>8</w:t>
+            </w:r>
+            <w:r>
+              <w:rPr>
+                <w:noProof/>
+                <w:webHidden/>
               </w:rPr>
               <w:fldChar w:fldCharType="end"/>
             </w:r>
@@ -1070,28 +1334,25 @@
             <w:tabs>
               <w:tab w:val="right" w:leader="dot" w:pos="9345"/>
             </w:tabs>
-            <w:spacing w:line="360" w:lineRule="auto"/>
             <w:rPr>
               <w:rFonts w:asciiTheme="minorHAnsi" w:hAnsiTheme="minorHAnsi" w:cstheme="minorBidi"/>
               <w:noProof/>
-              <w:szCs w:val="28"/>
+              <w:sz w:val="22"/>
               <w:lang w:eastAsia="ru-RU"/>
             </w:rPr>
           </w:pPr>
-          <w:hyperlink w:anchor="_Toc228329790" w:history="1">
+          <w:hyperlink w:anchor="_Toc227920573" w:history="1">
             <w:r>
               <w:rPr>
                 <w:rStyle w:val="af1"/>
                 <w:noProof/>
-                <w:szCs w:val="28"/>
-              </w:rPr>
-              <w:t>Отчет о проделанной работе</w:t>
+              </w:rPr>
+              <w:t>Характеристика</w:t>
             </w:r>
             <w:r>
               <w:rPr>
                 <w:noProof/>
                 <w:webHidden/>
-                <w:szCs w:val="28"/>
               </w:rPr>
               <w:tab/>
             </w:r>
@@ -1099,7 +1360,6 @@
               <w:rPr>
                 <w:noProof/>
                 <w:webHidden/>
-                <w:szCs w:val="28"/>
               </w:rPr>
               <w:fldChar w:fldCharType="begin"/>
             </w:r>
@@ -1107,22 +1367,19 @@
               <w:rPr>
                 <w:noProof/>
                 <w:webHidden/>
-                <w:szCs w:val="28"/>
-              </w:rPr>
-              <w:instrText xml:space="preserve"> PAGEREF _Toc228329790 \h </w:instrText>
+              </w:rPr>
+              <w:instrText xml:space="preserve"> PAGEREF _Toc227920573 \h </w:instrText>
             </w:r>
             <w:r>
               <w:rPr>
                 <w:noProof/>
                 <w:webHidden/>
-                <w:szCs w:val="28"/>
               </w:rPr>
             </w:r>
             <w:r>
               <w:rPr>
                 <w:noProof/>
                 <w:webHidden/>
-                <w:szCs w:val="28"/>
               </w:rPr>
               <w:fldChar w:fldCharType="separate"/>
             </w:r>
@@ -1130,335 +1387,13 @@
               <w:rPr>
                 <w:noProof/>
                 <w:webHidden/>
-                <w:szCs w:val="28"/>
-              </w:rPr>
-              <w:t>7</w:t>
+              </w:rPr>
+              <w:t>10</w:t>
             </w:r>
             <w:r>
               <w:rPr>
                 <w:noProof/>
                 <w:webHidden/>
-                <w:szCs w:val="28"/>
-              </w:rPr>
-              <w:fldChar w:fldCharType="end"/>
-            </w:r>
-          </w:hyperlink>
-        </w:p>
-        <w:p>
-          <w:pPr>
-            <w:pStyle w:val="23"/>
-            <w:tabs>
-              <w:tab w:val="right" w:leader="dot" w:pos="9345"/>
-            </w:tabs>
-            <w:spacing w:line="360" w:lineRule="auto"/>
-            <w:rPr>
-              <w:rFonts w:asciiTheme="minorHAnsi" w:hAnsiTheme="minorHAnsi" w:cstheme="minorBidi"/>
-              <w:noProof/>
-              <w:szCs w:val="28"/>
-              <w:lang w:eastAsia="ru-RU"/>
-            </w:rPr>
-          </w:pPr>
-          <w:hyperlink w:anchor="_Toc228329791" w:history="1">
-            <w:r>
-              <w:rPr>
-                <w:rStyle w:val="af1"/>
-                <w:noProof/>
-                <w:szCs w:val="28"/>
-              </w:rPr>
-              <w:t>1. Обследование предметной области и формулировка задачи</w:t>
-            </w:r>
-            <w:r>
-              <w:rPr>
-                <w:noProof/>
-                <w:webHidden/>
-                <w:szCs w:val="28"/>
-              </w:rPr>
-              <w:tab/>
-            </w:r>
-            <w:r>
-              <w:rPr>
-                <w:noProof/>
-                <w:webHidden/>
-                <w:szCs w:val="28"/>
-              </w:rPr>
-              <w:fldChar w:fldCharType="begin"/>
-            </w:r>
-            <w:r>
-              <w:rPr>
-                <w:noProof/>
-                <w:webHidden/>
-                <w:szCs w:val="28"/>
-              </w:rPr>
-              <w:instrText xml:space="preserve"> PAGEREF _Toc228329791 \h </w:instrText>
-            </w:r>
-            <w:r>
-              <w:rPr>
-                <w:noProof/>
-                <w:webHidden/>
-                <w:szCs w:val="28"/>
-              </w:rPr>
-            </w:r>
-            <w:r>
-              <w:rPr>
-                <w:noProof/>
-                <w:webHidden/>
-                <w:szCs w:val="28"/>
-              </w:rPr>
-              <w:fldChar w:fldCharType="separate"/>
-            </w:r>
-            <w:r>
-              <w:rPr>
-                <w:noProof/>
-                <w:webHidden/>
-                <w:szCs w:val="28"/>
-              </w:rPr>
-              <w:t>7</w:t>
-            </w:r>
-            <w:r>
-              <w:rPr>
-                <w:noProof/>
-                <w:webHidden/>
-                <w:szCs w:val="28"/>
-              </w:rPr>
-              <w:fldChar w:fldCharType="end"/>
-            </w:r>
-          </w:hyperlink>
-        </w:p>
-        <w:p>
-          <w:pPr>
-            <w:pStyle w:val="23"/>
-            <w:tabs>
-              <w:tab w:val="right" w:leader="dot" w:pos="9345"/>
-            </w:tabs>
-            <w:spacing w:line="360" w:lineRule="auto"/>
-            <w:rPr>
-              <w:rFonts w:asciiTheme="minorHAnsi" w:hAnsiTheme="minorHAnsi" w:cstheme="minorBidi"/>
-              <w:noProof/>
-              <w:szCs w:val="28"/>
-              <w:lang w:eastAsia="ru-RU"/>
-            </w:rPr>
-          </w:pPr>
-          <w:hyperlink w:anchor="_Toc228329792" w:history="1">
-            <w:r>
-              <w:rPr>
-                <w:rStyle w:val="af1"/>
-                <w:noProof/>
-                <w:szCs w:val="28"/>
-              </w:rPr>
-              <w:t>2. Проектирование структуры данных и архитектурных решений</w:t>
-            </w:r>
-            <w:r>
-              <w:rPr>
-                <w:noProof/>
-                <w:webHidden/>
-                <w:szCs w:val="28"/>
-              </w:rPr>
-              <w:tab/>
-            </w:r>
-            <w:r>
-              <w:rPr>
-                <w:noProof/>
-                <w:webHidden/>
-                <w:szCs w:val="28"/>
-              </w:rPr>
-              <w:fldChar w:fldCharType="begin"/>
-            </w:r>
-            <w:r>
-              <w:rPr>
-                <w:noProof/>
-                <w:webHidden/>
-                <w:szCs w:val="28"/>
-              </w:rPr>
-              <w:instrText xml:space="preserve"> PAGEREF _Toc228329792 \h </w:instrText>
-            </w:r>
-            <w:r>
-              <w:rPr>
-                <w:noProof/>
-                <w:webHidden/>
-                <w:szCs w:val="28"/>
-              </w:rPr>
-            </w:r>
-            <w:r>
-              <w:rPr>
-                <w:noProof/>
-                <w:webHidden/>
-                <w:szCs w:val="28"/>
-              </w:rPr>
-              <w:fldChar w:fldCharType="separate"/>
-            </w:r>
-            <w:r>
-              <w:rPr>
-                <w:noProof/>
-                <w:webHidden/>
-                <w:szCs w:val="28"/>
-              </w:rPr>
-              <w:t>7</w:t>
-            </w:r>
-            <w:r>
-              <w:rPr>
-                <w:noProof/>
-                <w:webHidden/>
-                <w:szCs w:val="28"/>
-              </w:rPr>
-              <w:fldChar w:fldCharType="end"/>
-            </w:r>
-          </w:hyperlink>
-        </w:p>
-        <w:p>
-          <w:pPr>
-            <w:pStyle w:val="23"/>
-            <w:tabs>
-              <w:tab w:val="right" w:leader="dot" w:pos="9345"/>
-            </w:tabs>
-            <w:spacing w:line="360" w:lineRule="auto"/>
-            <w:rPr>
-              <w:rFonts w:asciiTheme="minorHAnsi" w:hAnsiTheme="minorHAnsi" w:cstheme="minorBidi"/>
-              <w:noProof/>
-              <w:szCs w:val="28"/>
-              <w:lang w:eastAsia="ru-RU"/>
-            </w:rPr>
-          </w:pPr>
-          <w:hyperlink w:anchor="_Toc228329793" w:history="1">
-            <w:r>
-              <w:rPr>
-                <w:rStyle w:val="af1"/>
-                <w:noProof/>
-                <w:szCs w:val="28"/>
-              </w:rPr>
-              <w:t>3. Реализация программных компонентов</w:t>
-            </w:r>
-            <w:r>
-              <w:rPr>
-                <w:noProof/>
-                <w:webHidden/>
-                <w:szCs w:val="28"/>
-              </w:rPr>
-              <w:tab/>
-            </w:r>
-            <w:r>
-              <w:rPr>
-                <w:noProof/>
-                <w:webHidden/>
-                <w:szCs w:val="28"/>
-              </w:rPr>
-              <w:fldChar w:fldCharType="begin"/>
-            </w:r>
-            <w:r>
-              <w:rPr>
-                <w:noProof/>
-                <w:webHidden/>
-                <w:szCs w:val="28"/>
-              </w:rPr>
-              <w:instrText xml:space="preserve"> PAGEREF _Toc228329793 \h </w:instrText>
-            </w:r>
-            <w:r>
-              <w:rPr>
-                <w:noProof/>
-                <w:webHidden/>
-                <w:szCs w:val="28"/>
-              </w:rPr>
-            </w:r>
-            <w:r>
-              <w:rPr>
-                <w:noProof/>
-                <w:webHidden/>
-                <w:szCs w:val="28"/>
-              </w:rPr>
-              <w:fldChar w:fldCharType="separate"/>
-            </w:r>
-            <w:r>
-              <w:rPr>
-                <w:noProof/>
-                <w:webHidden/>
-                <w:szCs w:val="28"/>
-              </w:rPr>
-              <w:t>8</w:t>
-            </w:r>
-            <w:r>
-              <w:rPr>
-                <w:noProof/>
-                <w:webHidden/>
-                <w:szCs w:val="28"/>
-              </w:rPr>
-              <w:fldChar w:fldCharType="end"/>
-            </w:r>
-          </w:hyperlink>
-        </w:p>
-        <w:p>
-          <w:pPr>
-            <w:pStyle w:val="23"/>
-            <w:tabs>
-              <w:tab w:val="right" w:leader="dot" w:pos="9345"/>
-            </w:tabs>
-            <w:spacing w:line="360" w:lineRule="auto"/>
-            <w:rPr>
-              <w:rFonts w:asciiTheme="minorHAnsi" w:hAnsiTheme="minorHAnsi" w:cstheme="minorBidi"/>
-              <w:noProof/>
-              <w:szCs w:val="28"/>
-              <w:lang w:eastAsia="ru-RU"/>
-            </w:rPr>
-          </w:pPr>
-          <w:hyperlink w:anchor="_Toc228329794" w:history="1">
-            <w:r>
-              <w:rPr>
-                <w:rStyle w:val="af1"/>
-                <w:noProof/>
-                <w:szCs w:val="28"/>
-              </w:rPr>
-              <w:t>4. Тестирование и оценка качества продукта</w:t>
-            </w:r>
-            <w:r>
-              <w:rPr>
-                <w:noProof/>
-                <w:webHidden/>
-                <w:szCs w:val="28"/>
-              </w:rPr>
-              <w:tab/>
-            </w:r>
-            <w:r>
-              <w:rPr>
-                <w:noProof/>
-                <w:webHidden/>
-                <w:szCs w:val="28"/>
-              </w:rPr>
-              <w:fldChar w:fldCharType="begin"/>
-            </w:r>
-            <w:r>
-              <w:rPr>
-                <w:noProof/>
-                <w:webHidden/>
-                <w:szCs w:val="28"/>
-              </w:rPr>
-              <w:instrText xml:space="preserve"> PAGEREF _Toc228329794 \h </w:instrText>
-            </w:r>
-            <w:r>
-              <w:rPr>
-                <w:noProof/>
-                <w:webHidden/>
-                <w:szCs w:val="28"/>
-              </w:rPr>
-            </w:r>
-            <w:r>
-              <w:rPr>
-                <w:noProof/>
-                <w:webHidden/>
-                <w:szCs w:val="28"/>
-              </w:rPr>
-              <w:fldChar w:fldCharType="separate"/>
-            </w:r>
-            <w:r>
-              <w:rPr>
-                <w:noProof/>
-                <w:webHidden/>
-                <w:szCs w:val="28"/>
-              </w:rPr>
-              <w:t>9</w:t>
-            </w:r>
-            <w:r>
-              <w:rPr>
-                <w:noProof/>
-                <w:webHidden/>
-                <w:szCs w:val="28"/>
               </w:rPr>
               <w:fldChar w:fldCharType="end"/>
             </w:r>
@@ -1470,28 +1405,25 @@
             <w:tabs>
               <w:tab w:val="right" w:leader="dot" w:pos="9345"/>
             </w:tabs>
-            <w:spacing w:line="360" w:lineRule="auto"/>
             <w:rPr>
               <w:rFonts w:asciiTheme="minorHAnsi" w:hAnsiTheme="minorHAnsi" w:cstheme="minorBidi"/>
               <w:noProof/>
-              <w:szCs w:val="28"/>
+              <w:sz w:val="22"/>
               <w:lang w:eastAsia="ru-RU"/>
             </w:rPr>
           </w:pPr>
-          <w:hyperlink w:anchor="_Toc228329795" w:history="1">
+          <w:hyperlink w:anchor="_Toc227920574" w:history="1">
             <w:r>
               <w:rPr>
                 <w:rStyle w:val="af1"/>
                 <w:noProof/>
-                <w:szCs w:val="28"/>
-              </w:rPr>
-              <w:t>Характеристика</w:t>
+              </w:rPr>
+              <w:t>Отзыв руководителя практики</w:t>
             </w:r>
             <w:r>
               <w:rPr>
                 <w:noProof/>
                 <w:webHidden/>
-                <w:szCs w:val="28"/>
               </w:rPr>
               <w:tab/>
             </w:r>
@@ -1499,7 +1431,6 @@
               <w:rPr>
                 <w:noProof/>
                 <w:webHidden/>
-                <w:szCs w:val="28"/>
               </w:rPr>
               <w:fldChar w:fldCharType="begin"/>
             </w:r>
@@ -1507,22 +1438,19 @@
               <w:rPr>
                 <w:noProof/>
                 <w:webHidden/>
-                <w:szCs w:val="28"/>
-              </w:rPr>
-              <w:instrText xml:space="preserve"> PAGEREF _Toc228329795 \h </w:instrText>
+              </w:rPr>
+              <w:instrText xml:space="preserve"> PAGEREF _Toc227920574 \h </w:instrText>
             </w:r>
             <w:r>
               <w:rPr>
                 <w:noProof/>
                 <w:webHidden/>
-                <w:szCs w:val="28"/>
               </w:rPr>
             </w:r>
             <w:r>
               <w:rPr>
                 <w:noProof/>
                 <w:webHidden/>
-                <w:szCs w:val="28"/>
               </w:rPr>
               <w:fldChar w:fldCharType="separate"/>
             </w:r>
@@ -1530,15 +1458,13 @@
               <w:rPr>
                 <w:noProof/>
                 <w:webHidden/>
-                <w:szCs w:val="28"/>
-              </w:rPr>
-              <w:t>11</w:t>
+              </w:rPr>
+              <w:t>13</w:t>
             </w:r>
             <w:r>
               <w:rPr>
                 <w:noProof/>
                 <w:webHidden/>
-                <w:szCs w:val="28"/>
               </w:rPr>
               <w:fldChar w:fldCharType="end"/>
             </w:r>
@@ -1546,87 +1472,6 @@
         </w:p>
         <w:p>
           <w:pPr>
-            <w:pStyle w:val="13"/>
-            <w:tabs>
-              <w:tab w:val="right" w:leader="dot" w:pos="9345"/>
-            </w:tabs>
-            <w:spacing w:line="360" w:lineRule="auto"/>
-            <w:rPr>
-              <w:rFonts w:asciiTheme="minorHAnsi" w:hAnsiTheme="minorHAnsi" w:cstheme="minorBidi"/>
-              <w:noProof/>
-              <w:szCs w:val="28"/>
-              <w:lang w:eastAsia="ru-RU"/>
-            </w:rPr>
-          </w:pPr>
-          <w:hyperlink w:anchor="_Toc228329796" w:history="1">
-            <w:r>
-              <w:rPr>
-                <w:rStyle w:val="af1"/>
-                <w:noProof/>
-                <w:szCs w:val="28"/>
-              </w:rPr>
-              <w:t>Отзыв руководителя практики</w:t>
-            </w:r>
-            <w:r>
-              <w:rPr>
-                <w:noProof/>
-                <w:webHidden/>
-                <w:szCs w:val="28"/>
-              </w:rPr>
-              <w:tab/>
-            </w:r>
-            <w:r>
-              <w:rPr>
-                <w:noProof/>
-                <w:webHidden/>
-                <w:szCs w:val="28"/>
-              </w:rPr>
-              <w:fldChar w:fldCharType="begin"/>
-            </w:r>
-            <w:r>
-              <w:rPr>
-                <w:noProof/>
-                <w:webHidden/>
-                <w:szCs w:val="28"/>
-              </w:rPr>
-              <w:instrText xml:space="preserve"> PAGEREF _Toc228329796 \h </w:instrText>
-            </w:r>
-            <w:r>
-              <w:rPr>
-                <w:noProof/>
-                <w:webHidden/>
-                <w:szCs w:val="28"/>
-              </w:rPr>
-            </w:r>
-            <w:r>
-              <w:rPr>
-                <w:noProof/>
-                <w:webHidden/>
-                <w:szCs w:val="28"/>
-              </w:rPr>
-              <w:fldChar w:fldCharType="separate"/>
-            </w:r>
-            <w:r>
-              <w:rPr>
-                <w:noProof/>
-                <w:webHidden/>
-                <w:szCs w:val="28"/>
-              </w:rPr>
-              <w:t>13</w:t>
-            </w:r>
-            <w:r>
-              <w:rPr>
-                <w:noProof/>
-                <w:webHidden/>
-                <w:szCs w:val="28"/>
-              </w:rPr>
-              <w:fldChar w:fldCharType="end"/>
-            </w:r>
-          </w:hyperlink>
-        </w:p>
-        <w:p>
-          <w:pPr>
-            <w:spacing w:line="360" w:lineRule="auto"/>
             <w:sectPr>
               <w:pgSz w:w="11906" w:h="16838"/>
               <w:pgMar w:top="1134" w:right="850" w:bottom="1134" w:left="1701" w:header="708" w:footer="708" w:gutter="0"/>
@@ -1638,7 +1483,6 @@
             <w:rPr>
               <w:b/>
               <w:bCs/>
-              <w:szCs w:val="28"/>
             </w:rPr>
             <w:fldChar w:fldCharType="end"/>
           </w:r>
@@ -1649,7 +1493,7 @@
       <w:pPr>
         <w:pStyle w:val="11"/>
       </w:pPr>
-      <w:bookmarkStart w:id="2" w:name="_Toc228329786"/>
+      <w:bookmarkStart w:id="2" w:name="_Toc227920565"/>
       <w:r>
         <w:lastRenderedPageBreak/>
         <w:t>Задание</w:t>
@@ -1661,14 +1505,8 @@
         <w:pStyle w:val="a6"/>
         <w:ind w:firstLine="0"/>
         <w:jc w:val="center"/>
-        <w:rPr>
-          <w:b/>
-        </w:rPr>
-      </w:pPr>
-      <w:r>
-        <w:rPr>
-          <w:b/>
-        </w:rPr>
+      </w:pPr>
+      <w:r>
         <w:t>на учебную практику</w:t>
       </w:r>
     </w:p>
@@ -1802,22 +1640,17 @@
     </w:p>
     <w:p>
       <w:pPr>
-        <w:pStyle w:val="paragraph"/>
-        <w:spacing w:before="0" w:beforeAutospacing="0" w:after="0" w:afterAutospacing="0"/>
-        <w:textAlignment w:val="baseline"/>
+        <w:pStyle w:val="a6"/>
+        <w:ind w:firstLine="0"/>
         <w:rPr>
           <w:rStyle w:val="eop"/>
           <w:rFonts w:eastAsia="Arial"/>
-          <w:sz w:val="28"/>
-          <w:szCs w:val="28"/>
         </w:rPr>
       </w:pPr>
       <w:r>
         <w:rPr>
           <w:rStyle w:val="normaltextrun"/>
           <w:rFonts w:eastAsia="Arial"/>
-          <w:sz w:val="28"/>
-          <w:szCs w:val="28"/>
         </w:rPr>
         <w:t>Содержание</w:t>
       </w:r>
@@ -1825,17 +1658,13 @@
         <w:rPr>
           <w:rStyle w:val="eop"/>
           <w:rFonts w:eastAsia="Arial"/>
-          <w:sz w:val="28"/>
-          <w:szCs w:val="28"/>
-        </w:rPr>
-        <w:t> </w:t>
+        </w:rPr>
+        <w:t xml:space="preserve"> </w:t>
       </w:r>
       <w:r>
         <w:rPr>
           <w:rStyle w:val="normaltextrun"/>
           <w:rFonts w:eastAsia="Arial"/>
-          <w:sz w:val="28"/>
-          <w:szCs w:val="28"/>
         </w:rPr>
         <w:t>практических заданий</w:t>
       </w:r>
@@ -1843,133 +1672,134 @@
         <w:rPr>
           <w:rStyle w:val="eop"/>
           <w:rFonts w:eastAsia="Arial"/>
-          <w:sz w:val="28"/>
-          <w:szCs w:val="28"/>
         </w:rPr>
         <w:t>:</w:t>
       </w:r>
     </w:p>
     <w:p>
       <w:pPr>
-        <w:pStyle w:val="paragraph"/>
-        <w:spacing w:before="0" w:beforeAutospacing="0" w:after="0" w:afterAutospacing="0"/>
-        <w:textAlignment w:val="baseline"/>
-        <w:rPr>
-          <w:rStyle w:val="eop"/>
-          <w:rFonts w:eastAsia="Arial"/>
-          <w:sz w:val="28"/>
-          <w:szCs w:val="28"/>
-        </w:rPr>
-      </w:pPr>
-    </w:p>
-    <w:p>
-      <w:pPr>
-        <w:pStyle w:val="paragraph"/>
-        <w:numPr>
-          <w:ilvl w:val="0"/>
-          <w:numId w:val="13"/>
-        </w:numPr>
-        <w:spacing w:after="0" w:line="360" w:lineRule="auto"/>
-        <w:textAlignment w:val="baseline"/>
-        <w:rPr>
-          <w:sz w:val="28"/>
-          <w:szCs w:val="28"/>
-        </w:rPr>
-      </w:pPr>
-      <w:r>
-        <w:rPr>
-          <w:sz w:val="28"/>
-          <w:szCs w:val="28"/>
-        </w:rPr>
-        <w:t xml:space="preserve">Выполнить анализ предметной области и определить требования к СЭД малого предприятия; </w:t>
-      </w:r>
-    </w:p>
-    <w:p>
-      <w:pPr>
-        <w:pStyle w:val="paragraph"/>
-        <w:numPr>
-          <w:ilvl w:val="0"/>
-          <w:numId w:val="13"/>
-        </w:numPr>
-        <w:spacing w:after="0" w:line="360" w:lineRule="auto"/>
-        <w:textAlignment w:val="baseline"/>
-        <w:rPr>
-          <w:sz w:val="28"/>
-          <w:szCs w:val="28"/>
-        </w:rPr>
-      </w:pPr>
-      <w:r>
-        <w:rPr>
-          <w:sz w:val="28"/>
-          <w:szCs w:val="28"/>
-        </w:rPr>
-        <w:t xml:space="preserve">Спроектировать структуру базы данных и роли пользователей; </w:t>
-      </w:r>
-    </w:p>
-    <w:p>
-      <w:pPr>
-        <w:pStyle w:val="paragraph"/>
-        <w:numPr>
-          <w:ilvl w:val="0"/>
-          <w:numId w:val="13"/>
-        </w:numPr>
-        <w:spacing w:after="0" w:line="360" w:lineRule="auto"/>
-        <w:textAlignment w:val="baseline"/>
-        <w:rPr>
-          <w:sz w:val="28"/>
-          <w:szCs w:val="28"/>
-        </w:rPr>
-      </w:pPr>
-      <w:r>
-        <w:rPr>
-          <w:sz w:val="28"/>
-          <w:szCs w:val="28"/>
-        </w:rPr>
-        <w:t>Подготовить программную архитектуру приложения и разработать основные модули на C#;</w:t>
-      </w:r>
-    </w:p>
-    <w:p>
-      <w:pPr>
-        <w:pStyle w:val="paragraph"/>
-        <w:numPr>
-          <w:ilvl w:val="0"/>
-          <w:numId w:val="13"/>
-        </w:numPr>
-        <w:spacing w:before="0" w:beforeAutospacing="0" w:after="0" w:line="360" w:lineRule="auto"/>
-        <w:textAlignment w:val="baseline"/>
-        <w:rPr>
-          <w:sz w:val="28"/>
-          <w:szCs w:val="28"/>
-        </w:rPr>
-      </w:pPr>
-      <w:r>
-        <w:rPr>
-          <w:sz w:val="28"/>
-          <w:szCs w:val="28"/>
-        </w:rPr>
-        <w:t>Реализовать авторизацию, регистрацию документов, поиск, согласование и журнал действий;</w:t>
-      </w:r>
-    </w:p>
-    <w:p>
-      <w:pPr>
-        <w:pStyle w:val="paragraph"/>
-        <w:numPr>
-          <w:ilvl w:val="0"/>
-          <w:numId w:val="13"/>
-        </w:numPr>
-        <w:spacing w:before="0" w:beforeAutospacing="0" w:after="0" w:line="360" w:lineRule="auto"/>
-        <w:textAlignment w:val="baseline"/>
-        <w:rPr>
-          <w:sz w:val="28"/>
-          <w:szCs w:val="28"/>
-        </w:rPr>
-      </w:pPr>
-      <w:r>
-        <w:rPr>
-          <w:sz w:val="28"/>
-          <w:szCs w:val="28"/>
-        </w:rPr>
-        <w:t>Провести тестирование программы, оценить риски и характеристики качества.</w:t>
+        <w:pStyle w:val="a0"/>
+        <w:rPr>
+          <w:rFonts w:eastAsia="Times New Roman"/>
+        </w:rPr>
+      </w:pPr>
+      <w:r>
+        <w:rPr>
+          <w:rFonts w:eastAsia="Times New Roman"/>
+        </w:rPr>
+        <w:t>Анализ предметной области</w:t>
+      </w:r>
+    </w:p>
+    <w:p>
+      <w:pPr>
+        <w:pStyle w:val="a0"/>
+        <w:rPr>
+          <w:rFonts w:eastAsia="Times New Roman"/>
+        </w:rPr>
+      </w:pPr>
+      <w:r>
+        <w:rPr>
+          <w:rFonts w:eastAsia="Times New Roman"/>
+        </w:rPr>
+        <w:t>Разработка и анализ требований к программной среде</w:t>
+      </w:r>
+    </w:p>
+    <w:p>
+      <w:pPr>
+        <w:pStyle w:val="a0"/>
+        <w:rPr>
+          <w:rFonts w:eastAsia="Times New Roman"/>
+        </w:rPr>
+      </w:pPr>
+      <w:r>
+        <w:rPr>
+          <w:rFonts w:eastAsia="Times New Roman"/>
+        </w:rPr>
+        <w:t>Разработка технического задания</w:t>
+      </w:r>
+    </w:p>
+    <w:p>
+      <w:pPr>
+        <w:pStyle w:val="a0"/>
+        <w:rPr>
+          <w:rFonts w:eastAsia="Times New Roman"/>
+        </w:rPr>
+      </w:pPr>
+      <w:r>
+        <w:rPr>
+          <w:rFonts w:eastAsia="Times New Roman"/>
+        </w:rPr>
+        <w:t>Визуальное моделирование предметной области, определение ассоциаций модели</w:t>
+      </w:r>
+    </w:p>
+    <w:p>
+      <w:pPr>
+        <w:pStyle w:val="a0"/>
+        <w:rPr>
+          <w:rFonts w:eastAsia="Times New Roman"/>
+        </w:rPr>
+      </w:pPr>
+      <w:r>
+        <w:rPr>
+          <w:rFonts w:eastAsia="Times New Roman"/>
+        </w:rPr>
+        <w:t>Разработка модулей проекта и их элементов</w:t>
+      </w:r>
+    </w:p>
+    <w:p>
+      <w:pPr>
+        <w:pStyle w:val="a0"/>
+        <w:rPr>
+          <w:rFonts w:eastAsia="Times New Roman"/>
+        </w:rPr>
+      </w:pPr>
+      <w:r>
+        <w:rPr>
+          <w:rFonts w:eastAsia="Times New Roman"/>
+        </w:rPr>
+        <w:t>Модификация модулей проекта</w:t>
+      </w:r>
+    </w:p>
+    <w:p>
+      <w:pPr>
+        <w:pStyle w:val="a0"/>
+        <w:rPr>
+          <w:rFonts w:eastAsia="Times New Roman"/>
+        </w:rPr>
+      </w:pPr>
+      <w:r>
+        <w:rPr>
+          <w:rFonts w:eastAsia="Times New Roman"/>
+        </w:rPr>
+        <w:t>Отладка модулей программного проекта. Организация обработки исключений</w:t>
+      </w:r>
+    </w:p>
+    <w:p>
+      <w:pPr>
+        <w:pStyle w:val="a0"/>
+        <w:rPr>
+          <w:rFonts w:eastAsia="Times New Roman"/>
+        </w:rPr>
+      </w:pPr>
+      <w:r>
+        <w:rPr>
+          <w:rFonts w:eastAsia="Times New Roman"/>
+        </w:rPr>
+        <w:t>Отладка проекта. Инспекция кода модулей проекта</w:t>
+      </w:r>
+    </w:p>
+    <w:p>
+      <w:pPr>
+        <w:pStyle w:val="a0"/>
+        <w:rPr>
+          <w:rFonts w:eastAsia="Times New Roman"/>
+        </w:rPr>
+      </w:pPr>
+      <w:r>
+        <w:rPr>
+          <w:rFonts w:eastAsia="Times New Roman"/>
+        </w:rPr>
+        <w:t>Тестирование программных решений</w:t>
       </w:r>
     </w:p>
     <w:p>
@@ -2165,7 +1995,7 @@
       <w:pPr>
         <w:pStyle w:val="11"/>
       </w:pPr>
-      <w:bookmarkStart w:id="3" w:name="_Toc228329787"/>
+      <w:bookmarkStart w:id="3" w:name="_Toc227920566"/>
       <w:r>
         <w:lastRenderedPageBreak/>
         <w:t>Аттестационный лист</w:t>
@@ -2212,6 +2042,12 @@
           <w:u w:val="single"/>
         </w:rPr>
         <w:t xml:space="preserve"> М. А.</w:t>
+      </w:r>
+      <w:r>
+        <w:rPr>
+          <w:u w:val="single"/>
+        </w:rPr>
+        <w:t>,</w:t>
       </w:r>
       <w:r>
         <w:t>__</w:t>
@@ -2478,7 +2314,6 @@
                 <w:color w:val="000000"/>
                 <w:sz w:val="20"/>
                 <w:szCs w:val="20"/>
-                <w:lang w:val="en-US"/>
               </w:rPr>
               <w:t>2</w:t>
             </w:r>
@@ -2538,7 +2373,7 @@
       </w:tr>
       <w:tr>
         <w:trPr>
-          <w:trHeight w:val="253"/>
+          <w:trHeight w:val="98"/>
         </w:trPr>
         <w:tc>
           <w:tcPr>
@@ -2570,7 +2405,6 @@
                 <w:color w:val="000000"/>
                 <w:sz w:val="20"/>
                 <w:szCs w:val="20"/>
-                <w:lang w:val="en-US"/>
               </w:rPr>
               <w:t>2</w:t>
             </w:r>
@@ -2665,7 +2499,6 @@
                 <w:color w:val="000000"/>
                 <w:sz w:val="20"/>
                 <w:szCs w:val="20"/>
-                <w:lang w:val="en-US"/>
               </w:rPr>
               <w:t>2</w:t>
             </w:r>
@@ -2750,7 +2583,6 @@
                 <w:color w:val="000000"/>
                 <w:sz w:val="20"/>
                 <w:szCs w:val="20"/>
-                <w:lang w:val="en-US"/>
               </w:rPr>
               <w:t>2</w:t>
             </w:r>
@@ -2800,9 +2632,6 @@
         </w:tc>
       </w:tr>
       <w:tr>
-        <w:trPr>
-          <w:trHeight w:val="157"/>
-        </w:trPr>
         <w:tc>
           <w:tcPr>
             <w:tcW w:w="877" w:type="dxa"/>
@@ -2833,7 +2662,6 @@
                 <w:color w:val="000000"/>
                 <w:sz w:val="20"/>
                 <w:szCs w:val="20"/>
-                <w:lang w:val="en-US"/>
               </w:rPr>
               <w:t>2</w:t>
             </w:r>
@@ -2881,21 +2709,7 @@
               <w:rPr>
                 <w:rFonts w:ascii="Times New Roman" w:hAnsi="Times New Roman"/>
               </w:rPr>
-              <w:t xml:space="preserve">Осуществлять </w:t>
-            </w:r>
-            <w:proofErr w:type="spellStart"/>
-            <w:r>
-              <w:rPr>
-                <w:rFonts w:ascii="Times New Roman" w:hAnsi="Times New Roman"/>
-              </w:rPr>
-              <w:t>рефакторинг</w:t>
-            </w:r>
-            <w:proofErr w:type="spellEnd"/>
-            <w:r>
-              <w:rPr>
-                <w:rFonts w:ascii="Times New Roman" w:hAnsi="Times New Roman"/>
-              </w:rPr>
-              <w:t xml:space="preserve"> и оптимизацию программного кода.</w:t>
+              <w:t>Производить инспектирование компонент программного обеспечения на предмет соответствия стандартам кодирования.</w:t>
             </w:r>
           </w:p>
         </w:tc>
@@ -2924,7 +2738,9 @@
         </w:rPr>
       </w:pPr>
       <w:bookmarkStart w:id="4" w:name="_heading=h.2et92p0" w:colFirst="0" w:colLast="0"/>
+      <w:bookmarkStart w:id="5" w:name="_GoBack"/>
       <w:bookmarkEnd w:id="4"/>
+      <w:bookmarkEnd w:id="5"/>
     </w:p>
     <w:p>
       <w:pPr>
@@ -3879,12 +3695,12 @@
       <w:pPr>
         <w:pStyle w:val="11"/>
       </w:pPr>
-      <w:bookmarkStart w:id="5" w:name="_Toc228329788"/>
+      <w:bookmarkStart w:id="6" w:name="_Toc227920567"/>
       <w:r>
         <w:lastRenderedPageBreak/>
         <w:t>Дневник</w:t>
       </w:r>
-      <w:bookmarkEnd w:id="5"/>
+      <w:bookmarkEnd w:id="6"/>
     </w:p>
     <w:p>
       <w:pPr>
@@ -4087,8 +3903,8 @@
                 <w:szCs w:val="24"/>
               </w:rPr>
             </w:pPr>
-            <w:bookmarkStart w:id="6" w:name="bookmark=id.gjdgxs" w:colFirst="0" w:colLast="0"/>
-            <w:bookmarkEnd w:id="6"/>
+            <w:bookmarkStart w:id="7" w:name="bookmark=id.gjdgxs" w:colFirst="0" w:colLast="0"/>
+            <w:bookmarkEnd w:id="7"/>
             <w:r>
               <w:rPr>
                 <w:rFonts w:eastAsia="Times New Roman" w:cs="Times New Roman"/>
@@ -4819,8 +4635,8 @@
                 <w:szCs w:val="24"/>
               </w:rPr>
             </w:pPr>
-            <w:bookmarkStart w:id="7" w:name="bookmark=id.30j0zll" w:colFirst="0" w:colLast="0"/>
-            <w:bookmarkEnd w:id="7"/>
+            <w:bookmarkStart w:id="8" w:name="bookmark=id.30j0zll" w:colFirst="0" w:colLast="0"/>
+            <w:bookmarkEnd w:id="8"/>
             <w:r>
               <w:rPr>
                 <w:rFonts w:eastAsia="Times New Roman" w:cs="Times New Roman"/>
@@ -4916,8 +4732,8 @@
                 <w:szCs w:val="24"/>
               </w:rPr>
             </w:pPr>
-            <w:bookmarkStart w:id="8" w:name="bookmark=id.1fob9te" w:colFirst="0" w:colLast="0"/>
-            <w:bookmarkEnd w:id="8"/>
+            <w:bookmarkStart w:id="9" w:name="bookmark=id.1fob9te" w:colFirst="0" w:colLast="0"/>
+            <w:bookmarkEnd w:id="9"/>
             <w:r>
               <w:rPr>
                 <w:rFonts w:eastAsia="Times New Roman" w:cs="Times New Roman"/>
@@ -5013,8 +4829,8 @@
                 <w:szCs w:val="24"/>
               </w:rPr>
             </w:pPr>
-            <w:bookmarkStart w:id="9" w:name="bookmark=id.3znysh7" w:colFirst="0" w:colLast="0"/>
-            <w:bookmarkEnd w:id="9"/>
+            <w:bookmarkStart w:id="10" w:name="bookmark=id.3znysh7" w:colFirst="0" w:colLast="0"/>
+            <w:bookmarkEnd w:id="10"/>
             <w:r>
               <w:rPr>
                 <w:rFonts w:eastAsia="Times New Roman" w:cs="Times New Roman"/>
@@ -5058,6 +4874,60 @@
         </w:tc>
       </w:tr>
     </w:tbl>
+    <w:p>
+      <w:pPr>
+        <w:pBdr>
+          <w:top w:val="nil"/>
+          <w:left w:val="nil"/>
+          <w:bottom w:val="nil"/>
+          <w:right w:val="nil"/>
+          <w:between w:val="nil"/>
+        </w:pBdr>
+        <w:spacing w:after="0" w:line="240" w:lineRule="auto"/>
+        <w:ind w:left="720"/>
+        <w:rPr>
+          <w:rFonts w:eastAsia="Times New Roman" w:cs="Times New Roman"/>
+          <w:color w:val="000000"/>
+          <w:szCs w:val="28"/>
+        </w:rPr>
+      </w:pPr>
+    </w:p>
+    <w:p>
+      <w:pPr>
+        <w:pBdr>
+          <w:top w:val="nil"/>
+          <w:left w:val="nil"/>
+          <w:bottom w:val="nil"/>
+          <w:right w:val="nil"/>
+          <w:between w:val="nil"/>
+        </w:pBdr>
+        <w:spacing w:after="0" w:line="240" w:lineRule="auto"/>
+        <w:ind w:left="720"/>
+        <w:rPr>
+          <w:rFonts w:eastAsia="Times New Roman" w:cs="Times New Roman"/>
+          <w:color w:val="000000"/>
+          <w:szCs w:val="28"/>
+        </w:rPr>
+      </w:pPr>
+    </w:p>
+    <w:p>
+      <w:pPr>
+        <w:pBdr>
+          <w:top w:val="nil"/>
+          <w:left w:val="nil"/>
+          <w:bottom w:val="nil"/>
+          <w:right w:val="nil"/>
+          <w:between w:val="nil"/>
+        </w:pBdr>
+        <w:spacing w:after="0" w:line="240" w:lineRule="auto"/>
+        <w:ind w:left="720"/>
+        <w:rPr>
+          <w:rFonts w:eastAsia="Times New Roman" w:cs="Times New Roman"/>
+          <w:color w:val="000000"/>
+          <w:szCs w:val="28"/>
+        </w:rPr>
+      </w:pPr>
+    </w:p>
     <w:p>
       <w:pPr>
         <w:pBdr>
@@ -5289,23 +5159,23 @@
       <w:pPr>
         <w:pStyle w:val="11"/>
       </w:pPr>
-      <w:bookmarkStart w:id="10" w:name="_Toc228329789"/>
-      <w:r>
+      <w:r>
+        <w:rPr>
+          <w:szCs w:val="32"/>
+        </w:rPr>
         <w:lastRenderedPageBreak/>
-        <w:t>Характеристика Объекта Практики</w:t>
-      </w:r>
-      <w:bookmarkEnd w:id="10"/>
+        <w:t>Х</w:t>
+      </w:r>
+      <w:r>
+        <w:t>арактеристика объекта практики</w:t>
+      </w:r>
     </w:p>
     <w:p>
       <w:pPr>
         <w:pStyle w:val="a6"/>
-        <w:rPr>
-          <w:rFonts w:eastAsia="Times New Roman"/>
-          <w:sz w:val="24"/>
-        </w:rPr>
-      </w:pPr>
-      <w:r>
-        <w:t xml:space="preserve">Практику проходила в АНО ПОО ММКЦТ «АКАДЕМИЯ ТОП» (ИНН 7730265193, ОГРН 1217700253594, юридический адрес 127254, г. Москва, </w:t>
+      </w:pPr>
+      <w:r>
+        <w:t xml:space="preserve">Автономная некоммерческая организация профессиональная образовательная организация Московский международный колледж цифровых технологий «Академия ТОП» — образовательное учреждение среднего профессионального образования, специализирующееся на подготовке специалистов в сфере информационных технологий. Юридический адрес организации: 121170, г. Москва, </w:t>
       </w:r>
       <w:proofErr w:type="spellStart"/>
       <w:r>
@@ -5313,7 +5183,15 @@
       </w:r>
       <w:proofErr w:type="spellEnd"/>
       <w:r>
-        <w:t>. Муниципальный Округ Бутырский, ул. Яблочкова, д. 8А).</w:t>
+        <w:t xml:space="preserve">. муниципальный округ Дорогомилово, </w:t>
+      </w:r>
+      <w:proofErr w:type="spellStart"/>
+      <w:r>
+        <w:t>пр-кт</w:t>
+      </w:r>
+      <w:proofErr w:type="spellEnd"/>
+      <w:r>
+        <w:t xml:space="preserve"> Кутузовский, д. 36, стр. 2, этаж I, помещение/комната I/12.</w:t>
       </w:r>
     </w:p>
     <w:p>
@@ -5321,7 +5199,7 @@
         <w:pStyle w:val="a6"/>
       </w:pPr>
       <w:r>
-        <w:t>Организация создана в организационно-правовой форме Автономной некоммерческой организации. Высшим органом управления является Учредитель. Непосредственное руководство текущей деятельностью осуществляется директором, назначаемым Учредителем. Структура управления соответствует типовой для образовательных учреждений и включает в себя административно-управленческий аппарат, учебно-методические подразделения, отделы кадров, бухгалтерию и хозяйственные службы. Колледж осуществляет подготовку кадров по программам среднего профессионального образования.</w:t>
+        <w:t>Колледж реализует программы подготовки по специальности 09.02.07 «Информационные системы и программирование», уделяя значительное внимание практической подготовке студентов. В рамках учебного процесса обучающиеся закрепляют знания через выполнение реальных проектных задач, что позволяет моделировать условия работы IT-специалиста.</w:t>
       </w:r>
     </w:p>
     <w:p>
@@ -5329,59 +5207,16 @@
         <w:pStyle w:val="a6"/>
       </w:pPr>
       <w:r>
-        <w:t>В соответствии с целями создания и Уставом, основным видом деятельности АНО ПОО ММКЦТ «АКАДЕМИЯ ТОП» является образовательная деятельность. Организация реализует программы:</w:t>
-      </w:r>
-    </w:p>
-    <w:p>
-      <w:pPr>
-        <w:pStyle w:val="--"/>
-        <w:rPr>
-          <w:rFonts w:ascii="Noto Sans Symbols" w:hAnsi="Noto Sans Symbols"/>
-        </w:rPr>
-      </w:pPr>
-      <w:r>
-        <w:t>Среднего профессионального образования (подготовка специалистов среднего звена);</w:t>
-      </w:r>
-    </w:p>
-    <w:p>
-      <w:pPr>
-        <w:pStyle w:val="--"/>
-        <w:rPr>
-          <w:rFonts w:ascii="Noto Sans Symbols" w:hAnsi="Noto Sans Symbols"/>
-        </w:rPr>
-      </w:pPr>
-      <w:r>
-        <w:t>Профессионального обучения (программы профессиональной подготовки по рабочим профессиям и должностям служащих);</w:t>
-      </w:r>
-    </w:p>
-    <w:p>
-      <w:pPr>
-        <w:pStyle w:val="--"/>
-        <w:rPr>
-          <w:rFonts w:ascii="Noto Sans Symbols" w:hAnsi="Noto Sans Symbols"/>
-        </w:rPr>
-      </w:pPr>
-      <w:r>
-        <w:t>Дополнительного профессионального образования (повышение квалификации и профессиональная переподготовка).</w:t>
-      </w:r>
-    </w:p>
-    <w:p>
-      <w:pPr>
-        <w:pStyle w:val="--"/>
-        <w:rPr>
-          <w:rFonts w:ascii="Noto Sans Symbols" w:hAnsi="Noto Sans Symbols"/>
-        </w:rPr>
-      </w:pPr>
-      <w:r>
-        <w:t>Деятельность лицензирована и соответствует требованиям Федеральных государственных образовательных стандартов (ФГОС).</w:t>
-      </w:r>
-    </w:p>
-    <w:p>
-      <w:pPr>
-        <w:rPr>
-          <w:lang w:eastAsia="ru-RU"/>
-        </w:rPr>
-      </w:pPr>
+        <w:t>Организационная структура включает административно-управленческий персонал, преподавательский состав, методическую службу и учебно-вспомогательных сотрудников. Управление колледжем осуществляется на основе сочетания чёткой регламентации и командного подхода, предполагающего постановку конкретных задач и контроль их выполнения.</w:t>
+      </w:r>
+    </w:p>
+    <w:p>
+      <w:pPr>
+        <w:pStyle w:val="a6"/>
+      </w:pPr>
+      <w:r>
+        <w:t>Для прохождения учебной практики на базе колледжа студенту были созданы условия, максимально приближенные к реальной профессиональной деятельности: определены цели, этапы работы и критерии оценки, а также обеспечен доступ к необходимому программному обеспечению и методическим материалам.</w:t>
+      </w:r>
     </w:p>
     <w:p>
       <w:pPr>
@@ -5404,7 +5239,7 @@
       <w:pPr>
         <w:pStyle w:val="11"/>
       </w:pPr>
-      <w:bookmarkStart w:id="11" w:name="_Toc228329790"/>
+      <w:bookmarkStart w:id="11" w:name="_Toc227920568"/>
       <w:r>
         <w:lastRenderedPageBreak/>
         <w:t>Отчет о проделанной работе</w:t>
@@ -5418,7 +5253,7 @@
           <w:lang w:val="ru-RU"/>
         </w:rPr>
       </w:pPr>
-      <w:bookmarkStart w:id="12" w:name="_Toc228329791"/>
+      <w:bookmarkStart w:id="12" w:name="_Toc227920569"/>
       <w:r>
         <w:rPr>
           <w:lang w:val="ru-RU"/>
@@ -5498,7 +5333,7 @@
           <w:lang w:val="ru-RU"/>
         </w:rPr>
       </w:pPr>
-      <w:bookmarkStart w:id="13" w:name="_Toc228329792"/>
+      <w:bookmarkStart w:id="13" w:name="_Toc227920570"/>
       <w:r>
         <w:rPr>
           <w:lang w:val="ru-RU"/>
@@ -5520,15 +5355,7 @@
         <w:pStyle w:val="--"/>
       </w:pPr>
       <w:r>
-        <w:t>слой предметных сущностей (</w:t>
-      </w:r>
-      <w:proofErr w:type="spellStart"/>
-      <w:r>
-        <w:t>Domain</w:t>
-      </w:r>
-      <w:proofErr w:type="spellEnd"/>
-      <w:r>
-        <w:t>) — содержит классы, моделирующие документы, пользователей, задачи согласования;</w:t>
+        <w:t>слой предметных сущностей (Domain) — содержит классы, моделирующие документы, пользователей, задачи согласования;</w:t>
       </w:r>
     </w:p>
     <w:p>
@@ -5728,7 +5555,7 @@
           <w:lang w:val="ru-RU"/>
         </w:rPr>
       </w:pPr>
-      <w:bookmarkStart w:id="14" w:name="_Toc228329793"/>
+      <w:bookmarkStart w:id="14" w:name="_Toc227920571"/>
       <w:r>
         <w:rPr>
           <w:lang w:val="ru-RU"/>
@@ -5832,22 +5659,14 @@
         <w:pStyle w:val="a6"/>
       </w:pPr>
       <w:r>
-        <w:t xml:space="preserve">Бизнес-логика включает строгую </w:t>
+        <w:t xml:space="preserve">Бизнес-логика включает строгую валидацию переходов. Например, инициировать визирование разрешено только для документа в состоянии «Черновик». После одобрения руководителем статус автоматически сменяется на «Утверждён», при отрицательной резолюции — на «Отклонён». Все изменения немедленно протоколируются в </w:t>
       </w:r>
       <w:proofErr w:type="spellStart"/>
       <w:r>
-        <w:t>валидацию</w:t>
+        <w:t>AuditLogs</w:t>
       </w:r>
       <w:proofErr w:type="spellEnd"/>
       <w:r>
-        <w:t xml:space="preserve"> переходов. Например, инициировать визирование разрешено только для документа в состоянии «Черновик». После одобрения руководителем статус автоматически сменяется на «Утверждён», при отрицательной резолюции — на «Отклонён». Все изменения немедленно протоколируются в </w:t>
-      </w:r>
-      <w:proofErr w:type="spellStart"/>
-      <w:r>
-        <w:t>AuditLogs</w:t>
-      </w:r>
-      <w:proofErr w:type="spellEnd"/>
-      <w:r>
         <w:t>, что формирует прозрачную историю.</w:t>
       </w:r>
     </w:p>
@@ -5858,7 +5677,7 @@
           <w:lang w:val="ru-RU"/>
         </w:rPr>
       </w:pPr>
-      <w:bookmarkStart w:id="15" w:name="_Toc228329794"/>
+      <w:bookmarkStart w:id="15" w:name="_Toc227920572"/>
       <w:r>
         <w:rPr>
           <w:lang w:val="ru-RU"/>
@@ -5984,7 +5803,7 @@
       <w:pPr>
         <w:pStyle w:val="11"/>
       </w:pPr>
-      <w:bookmarkStart w:id="16" w:name="_Toc228329795"/>
+      <w:bookmarkStart w:id="16" w:name="_Toc227920573"/>
       <w:r>
         <w:lastRenderedPageBreak/>
         <w:t>Характеристика</w:t>
@@ -6058,7 +5877,6 @@
         </w:rPr>
         <w:t xml:space="preserve"> </w:t>
       </w:r>
-      <w:proofErr w:type="gramStart"/>
       <w:r>
         <w:rPr>
           <w:rFonts w:cs="Times New Roman"/>
@@ -6067,18 +5885,7 @@
           <w:sz w:val="16"/>
           <w:szCs w:val="16"/>
         </w:rPr>
-        <w:t>( Фамилия</w:t>
-      </w:r>
-      <w:proofErr w:type="gramEnd"/>
-      <w:r>
-        <w:rPr>
-          <w:rFonts w:cs="Times New Roman"/>
-          <w:i/>
-          <w:color w:val="000000"/>
-          <w:sz w:val="16"/>
-          <w:szCs w:val="16"/>
-        </w:rPr>
-        <w:t xml:space="preserve"> Имя Отчество обучающегося)</w:t>
+        <w:t>( Фамилия Имя Отчество обучающегося)</w:t>
       </w:r>
     </w:p>
     <w:p>
@@ -6097,32 +5904,23 @@
           <w:color w:val="000000"/>
           <w:szCs w:val="28"/>
         </w:rPr>
-        <w:t xml:space="preserve">Группа </w:t>
+        <w:t>Группа __</w:t>
+      </w:r>
+      <w:r>
+        <w:rPr>
+          <w:rFonts w:cs="Times New Roman"/>
+          <w:szCs w:val="28"/>
+          <w:u w:val="single"/>
+        </w:rPr>
+        <w:t>9\3-РПО-23\3</w:t>
       </w:r>
       <w:r>
         <w:rPr>
           <w:rFonts w:cs="Times New Roman"/>
           <w:color w:val="000000"/>
           <w:szCs w:val="28"/>
-          <w:u w:val="single"/>
-        </w:rPr>
-        <w:tab/>
-      </w:r>
-      <w:r>
-        <w:rPr>
-          <w:rFonts w:cs="Times New Roman"/>
-          <w:szCs w:val="28"/>
-          <w:u w:val="single"/>
-        </w:rPr>
-        <w:t>9\3-РПО-23\3</w:t>
-      </w:r>
-      <w:r>
-        <w:rPr>
-          <w:rFonts w:cs="Times New Roman"/>
-          <w:color w:val="000000"/>
-          <w:szCs w:val="28"/>
-        </w:rPr>
-        <w:t xml:space="preserve"> </w:t>
+        </w:rPr>
+        <w:t xml:space="preserve">__ </w:t>
       </w:r>
     </w:p>
     <w:p>
@@ -6174,34 +5972,17 @@
     <w:p>
       <w:pPr>
         <w:pStyle w:val="a6"/>
-        <w:rPr>
-          <w:rFonts w:eastAsia="Times New Roman"/>
-          <w:lang w:eastAsia="ru-RU"/>
-        </w:rPr>
-      </w:pPr>
-      <w:r>
-        <w:rPr>
-          <w:rFonts w:eastAsia="Times New Roman"/>
-          <w:lang w:eastAsia="ru-RU"/>
-        </w:rPr>
-        <w:t>За время прохождения учебной практики в АНО ПОО ММКЦТ «АКАДЕМИЯ ТОП» обучающаяся проявила высокий уровень теоретической подготовки в области информационных систем и программирования, а также продемонстрировала ответственность, исполнительность и дисциплинированность при выполнении профессиональных задач.</w:t>
+      </w:pPr>
+      <w:r>
+        <w:t>За время прохождения практики показала высокий уровень теоретических знаний, интерес к работе, исполнительность, дисциплинированность, ответственность.</w:t>
       </w:r>
     </w:p>
     <w:p>
       <w:pPr>
         <w:pStyle w:val="a6"/>
-        <w:rPr>
-          <w:rFonts w:eastAsia="Times New Roman"/>
-          <w:lang w:eastAsia="ru-RU"/>
-        </w:rPr>
-      </w:pPr>
-      <w:r>
-        <w:rPr>
-          <w:rFonts w:eastAsia="Times New Roman"/>
-          <w:bCs/>
-          <w:lang w:eastAsia="ru-RU"/>
-        </w:rPr>
-        <w:t>Профессиональные компетенции и достижения:</w:t>
+      </w:pPr>
+      <w:r>
+        <w:t>С успехом освоила профессиональные компетенции:</w:t>
       </w:r>
     </w:p>
     <w:p>
@@ -6209,13 +5990,7 @@
         <w:pStyle w:val="--"/>
       </w:pPr>
       <w:r>
-        <w:rPr>
-          <w:bCs/>
-        </w:rPr>
-        <w:t>Анализ и проектирование:</w:t>
-      </w:r>
-      <w:r>
-        <w:t xml:space="preserve"> успешно провела обследование предметной области делопроизводства малого предприятия, выделив ключевые роли пользователей (администратор, сотрудник, руководитель) и их функциональные обязанности. Самостоятельно разработала и согласовала техническое задание на создание системы электронного документооборота (СЭД), соответствующее требованиям к структуре и содержанию программной документации.</w:t>
+        <w:t>Научилась осуществлять сбор, систематизацию и анализ данных, необходимых для разработки технического задания: провела обследование предметной области документооборота малого предприятия, выделила роли пользователей и ключевые бизнес-процессы, сформулировала функциональные и нефункциональные требования к системе электронного документооборота.</w:t>
       </w:r>
     </w:p>
     <w:p>
@@ -6223,21 +5998,39 @@
         <w:pStyle w:val="--"/>
       </w:pPr>
       <w:r>
-        <w:rPr>
-          <w:bCs/>
-        </w:rPr>
-        <w:t>Проектирование данных:</w:t>
-      </w:r>
-      <w:r>
-        <w:t xml:space="preserve"> спроектировала логическую и физическую структуру базы данных на основе </w:t>
+        <w:t xml:space="preserve">С успехом определяла технические и программные средства для разработки оконного приложения с учётом их особенностей использования: обоснованно выбрала язык C#, платформу </w:t>
       </w:r>
       <w:proofErr w:type="spellStart"/>
       <w:r>
+        <w:t>Windows</w:t>
+      </w:r>
+      <w:proofErr w:type="spellEnd"/>
+      <w:r>
+        <w:t xml:space="preserve"> </w:t>
+      </w:r>
+      <w:proofErr w:type="spellStart"/>
+      <w:r>
+        <w:t>Forms</w:t>
+      </w:r>
+      <w:proofErr w:type="spellEnd"/>
+      <w:r>
+        <w:t xml:space="preserve">, СУБД </w:t>
+      </w:r>
+      <w:proofErr w:type="spellStart"/>
+      <w:r>
         <w:t>SQLite</w:t>
       </w:r>
       <w:proofErr w:type="spellEnd"/>
       <w:r>
-        <w:t>, включив таблицы для учета пользователей, регистрационных карточек документов, задач согласования и журналов аудита.</w:t>
+        <w:t>, библиотеки ADO.NET и архитектурный паттерн разделения на слои (</w:t>
+      </w:r>
+      <w:proofErr w:type="spellStart"/>
+      <w:r>
+        <w:t>Domain</w:t>
+      </w:r>
+      <w:proofErr w:type="spellEnd"/>
+      <w:r>
+        <w:t>, DAL, BLL, UI).</w:t>
       </w:r>
     </w:p>
     <w:p>
@@ -6245,37 +6038,175 @@
         <w:pStyle w:val="--"/>
       </w:pPr>
       <w:r>
-        <w:rPr>
-          <w:bCs/>
-        </w:rPr>
-        <w:t>Программная разработка:</w:t>
-      </w:r>
-      <w:r>
-        <w:t xml:space="preserve"> реализовала многослойную архитектуру приложения (</w:t>
+        <w:t>Своевременно сформировала готовое техническое задание в соответствии с требованиями к структуре и содержанию и выполнила процедуру согласования (утверждения) с заказчиком в лице руководителя практики.</w:t>
+      </w:r>
+    </w:p>
+    <w:p>
+      <w:pPr>
+        <w:pStyle w:val="--"/>
+      </w:pPr>
+      <w:r>
+        <w:t xml:space="preserve">В соответствии с техническим заданием спроектировала логическую и физическую модель базы данных, разработала многослойную архитектуру программного решения и реализовала основные модули: авторизацию с хешированием паролей (SHA-256), подсистему регистрации и </w:t>
+      </w:r>
+      <w:r>
+        <w:lastRenderedPageBreak/>
+        <w:t>поиска документов, маршруты согласования с контролем статусов, журнал аудита действий.</w:t>
+      </w:r>
+    </w:p>
+    <w:p>
+      <w:pPr>
+        <w:pStyle w:val="--"/>
+      </w:pPr>
+      <w:r>
+        <w:t xml:space="preserve">Выполнила отладку и тестирование программных модулей с использованием специализированных средств (юнит-тесты </w:t>
       </w:r>
       <w:proofErr w:type="spellStart"/>
       <w:r>
-        <w:t>Domain</w:t>
+        <w:t>xUnit</w:t>
       </w:r>
       <w:proofErr w:type="spellEnd"/>
       <w:r>
-        <w:t xml:space="preserve">, DAL, BLL, UI) на языке C# с использованием графической подсистемы </w:t>
+        <w:t xml:space="preserve">), провела функциональное тестирование всех сценариев, осуществила рефакторинг кода для улучшения его читаемости и </w:t>
       </w:r>
       <w:proofErr w:type="spellStart"/>
       <w:r>
-        <w:t>Windows</w:t>
+        <w:t>сопровождаемости</w:t>
       </w:r>
       <w:proofErr w:type="spellEnd"/>
       <w:r>
-        <w:t xml:space="preserve"> </w:t>
+        <w:t>.</w:t>
+      </w:r>
+    </w:p>
+    <w:p>
+      <w:pPr>
+        <w:pStyle w:val="a6"/>
+      </w:pPr>
+      <w:r>
+        <w:t>Освоила общие компетенции:</w:t>
+      </w:r>
+    </w:p>
+    <w:p>
+      <w:pPr>
+        <w:pStyle w:val="--"/>
+      </w:pPr>
+      <w:r>
+        <w:t>Умение выбирать способы решения задач профессиональной деятельности применительно к различным контекстам.</w:t>
+      </w:r>
+    </w:p>
+    <w:p>
+      <w:pPr>
+        <w:pStyle w:val="--"/>
+      </w:pPr>
+      <w:r>
+        <w:t>Осуществлять поиск, анализ и интерпретацию информации, необходимой для выполнения задач профессиональной деятельности</w:t>
+      </w:r>
+    </w:p>
+    <w:p>
+      <w:pPr>
+        <w:pStyle w:val="--"/>
+      </w:pPr>
+      <w:r>
+        <w:t>Планировать и реализовывать собственное профессиональное и личностное развитие.</w:t>
+      </w:r>
+    </w:p>
+    <w:p>
+      <w:pPr>
+        <w:pStyle w:val="--"/>
+      </w:pPr>
+      <w:r>
+        <w:t>Работать в коллективе и команде, эффективно взаимодействовать с коллегами, руководством, клиентами.</w:t>
+      </w:r>
+    </w:p>
+    <w:p>
+      <w:pPr>
+        <w:pStyle w:val="--"/>
+      </w:pPr>
+      <w:r>
+        <w:t>Осуществлять устную и письменную коммуникацию на государственном языке с учётом особенностей социального и культурного контекста.</w:t>
+      </w:r>
+    </w:p>
+    <w:p>
+      <w:pPr>
+        <w:pStyle w:val="--"/>
+      </w:pPr>
+      <w:r>
+        <w:t>Проявлять гражданско-патриотическую позицию, демонстрировать осознанное поведение на основе традиционных общечеловеческих ценностей.</w:t>
+      </w:r>
+    </w:p>
+    <w:p>
+      <w:pPr>
+        <w:pStyle w:val="--"/>
+      </w:pPr>
+      <w:r>
+        <w:t>Содействовать сохранению окружающей среды, ресурсосбережению, эффективно действовать в чрезвычайных ситуациях.</w:t>
+      </w:r>
+    </w:p>
+    <w:p>
+      <w:pPr>
+        <w:pStyle w:val="--"/>
+      </w:pPr>
+      <w:r>
+        <w:t>Использовать средства физической культуры для сохранения и укрепления здоровья в процессе профессиональной деятельности и поддержания необходимого уровня физической подготовленности.</w:t>
+      </w:r>
+    </w:p>
+    <w:p>
+      <w:pPr>
+        <w:pStyle w:val="--"/>
+      </w:pPr>
+      <w:r>
+        <w:t>Использовать информационные технологии в профессиональной деятельности.</w:t>
+      </w:r>
+    </w:p>
+    <w:p>
+      <w:pPr>
+        <w:pStyle w:val="--"/>
+      </w:pPr>
+      <w:r>
+        <w:t xml:space="preserve">Пользоваться профессиональной документацией на </w:t>
+      </w:r>
+      <w:r>
+        <w:lastRenderedPageBreak/>
+        <w:t>государственном и иностранном языках.</w:t>
+      </w:r>
+    </w:p>
+    <w:p>
+      <w:pPr>
+        <w:pStyle w:val="--"/>
+      </w:pPr>
+      <w:r>
+        <w:t>Планировать предпринимательскую деятельность в профессиональной сфере.</w:t>
+      </w:r>
+    </w:p>
+    <w:p>
+      <w:pPr>
+        <w:pStyle w:val="a6"/>
+      </w:pPr>
+      <w:r>
+        <w:t>Уровень профессионального мастерства:</w:t>
+      </w:r>
+    </w:p>
+    <w:p>
+      <w:pPr>
+        <w:pStyle w:val="--"/>
+      </w:pPr>
+      <w:r>
+        <w:t>Демонстрирует глубокие знания по всем изучаемым дисциплинам, успешно справляется с контрольными работами и экзаменами.</w:t>
+      </w:r>
+    </w:p>
+    <w:p>
+      <w:pPr>
+        <w:pStyle w:val="--"/>
+      </w:pPr>
+      <w:r>
+        <w:t xml:space="preserve">Постоянно проявляет инициативу в изучении дополнительных тем, расширяя свой профессиональный кругозор (самостоятельно освоила нюансы применения </w:t>
       </w:r>
       <w:proofErr w:type="spellStart"/>
       <w:r>
-        <w:t>Forms</w:t>
+        <w:t>SQLite</w:t>
       </w:r>
       <w:proofErr w:type="spellEnd"/>
       <w:r>
-        <w:t>. Разработала модули авторизации с применением алгоритма хеширования SHA-256, регистрации документов с автоматической генерацией номеров и управления маршрутами согласования.</w:t>
+        <w:t xml:space="preserve"> в связке с ADO.NET и архитектуру MVVM).</w:t>
       </w:r>
     </w:p>
     <w:p>
@@ -6283,50 +6214,7 @@
         <w:pStyle w:val="--"/>
       </w:pPr>
       <w:r>
-        <w:rPr>
-          <w:bCs/>
-        </w:rPr>
-        <w:t>Тестирование и отладка:</w:t>
-      </w:r>
-      <w:r>
-        <w:t xml:space="preserve"> подготовила тестовые наборы и </w:t>
-      </w:r>
-      <w:r>
-        <w:lastRenderedPageBreak/>
-        <w:t xml:space="preserve">сценарии, включая </w:t>
-      </w:r>
-      <w:proofErr w:type="spellStart"/>
-      <w:r>
-        <w:t>unit</w:t>
-      </w:r>
-      <w:proofErr w:type="spellEnd"/>
-      <w:r>
-        <w:t xml:space="preserve">-тесты на базе </w:t>
-      </w:r>
-      <w:proofErr w:type="spellStart"/>
-      <w:r>
-        <w:t>xUnit</w:t>
-      </w:r>
-      <w:proofErr w:type="spellEnd"/>
-      <w:r>
-        <w:t xml:space="preserve"> для проверки модуля аутентификации. Успешно провела функциональное тестирование всех ключевых сценариев работы СЭД, выявив и оперативно устранив несущественные дефекты.</w:t>
-      </w:r>
-    </w:p>
-    <w:p>
-      <w:pPr>
-        <w:pStyle w:val="a6"/>
-        <w:rPr>
-          <w:rFonts w:eastAsia="Times New Roman"/>
-          <w:lang w:eastAsia="ru-RU"/>
-        </w:rPr>
-      </w:pPr>
-      <w:r>
-        <w:rPr>
-          <w:rFonts w:eastAsia="Times New Roman"/>
-          <w:bCs/>
-          <w:lang w:eastAsia="ru-RU"/>
-        </w:rPr>
-        <w:t>Личностные и общекультурные качества:</w:t>
+        <w:t>Активно участвует в проектной деятельности колледжа, готовит содержательные технические отчёты и документацию.</w:t>
       </w:r>
     </w:p>
     <w:p>
@@ -6334,40 +6222,128 @@
         <w:pStyle w:val="--"/>
       </w:pPr>
       <w:r>
-        <w:t>Продемонстрировала умение планировать собственную деятельность, выполнив все этапы разработки (от анализа до подготовки итогового отчета) в строго установленные сроки.</w:t>
+        <w:t>Обладает отличными аналитическими навыками, способна к критическому мышлению и выработке нестандартных решений при возникновении ошибок или архитектурных затруднений.</w:t>
       </w:r>
     </w:p>
     <w:p>
       <w:pPr>
         <w:pStyle w:val="--"/>
-      </w:pPr>
-      <w:r>
-        <w:t>Показала навыки эффективной коммуникации и критического мышления при формировании архитектурных решений и обосновании выбора стека технологий.</w:t>
-      </w:r>
+        <w:numPr>
+          <w:ilvl w:val="0"/>
+          <w:numId w:val="0"/>
+        </w:numPr>
+        <w:ind w:firstLine="709"/>
+      </w:pPr>
     </w:p>
     <w:p>
       <w:pPr>
         <w:pStyle w:val="--"/>
-      </w:pPr>
-      <w:r>
-        <w:t>Проявила высокую работоспособность и способность к быстрому освоению новых инструментов разработки и стандартов оформления документации.</w:t>
-      </w:r>
-    </w:p>
-    <w:p>
-      <w:pPr>
-        <w:pStyle w:val="a6"/>
-        <w:rPr>
-          <w:rFonts w:eastAsia="Times New Roman"/>
-          <w:lang w:eastAsia="ru-RU"/>
-        </w:rPr>
-      </w:pPr>
-      <w:r>
-        <w:rPr>
-          <w:rFonts w:eastAsia="Times New Roman"/>
-          <w:lang w:eastAsia="ru-RU"/>
-        </w:rPr>
-        <w:t>Программа учебной практики освоена в полном объеме, продемонстрированный уровень профессионального мастерства соответствует требованиям, предъявляемым к специалистам в области интеграции программных модулей.</w:t>
-      </w:r>
+        <w:numPr>
+          <w:ilvl w:val="0"/>
+          <w:numId w:val="0"/>
+        </w:numPr>
+        <w:ind w:firstLine="709"/>
+      </w:pPr>
+    </w:p>
+    <w:p>
+      <w:pPr>
+        <w:pStyle w:val="--"/>
+        <w:numPr>
+          <w:ilvl w:val="0"/>
+          <w:numId w:val="0"/>
+        </w:numPr>
+        <w:ind w:firstLine="709"/>
+      </w:pPr>
+    </w:p>
+    <w:p>
+      <w:pPr>
+        <w:pStyle w:val="--"/>
+        <w:numPr>
+          <w:ilvl w:val="0"/>
+          <w:numId w:val="0"/>
+        </w:numPr>
+        <w:ind w:firstLine="709"/>
+      </w:pPr>
+    </w:p>
+    <w:p>
+      <w:pPr>
+        <w:pStyle w:val="--"/>
+        <w:numPr>
+          <w:ilvl w:val="0"/>
+          <w:numId w:val="0"/>
+        </w:numPr>
+        <w:ind w:firstLine="709"/>
+      </w:pPr>
+    </w:p>
+    <w:p>
+      <w:pPr>
+        <w:pStyle w:val="--"/>
+        <w:numPr>
+          <w:ilvl w:val="0"/>
+          <w:numId w:val="0"/>
+        </w:numPr>
+        <w:ind w:firstLine="709"/>
+      </w:pPr>
+    </w:p>
+    <w:p>
+      <w:pPr>
+        <w:pStyle w:val="--"/>
+        <w:numPr>
+          <w:ilvl w:val="0"/>
+          <w:numId w:val="0"/>
+        </w:numPr>
+        <w:ind w:firstLine="709"/>
+      </w:pPr>
+    </w:p>
+    <w:p>
+      <w:pPr>
+        <w:pStyle w:val="--"/>
+        <w:numPr>
+          <w:ilvl w:val="0"/>
+          <w:numId w:val="0"/>
+        </w:numPr>
+        <w:ind w:firstLine="709"/>
+      </w:pPr>
+    </w:p>
+    <w:p>
+      <w:pPr>
+        <w:pStyle w:val="--"/>
+        <w:numPr>
+          <w:ilvl w:val="0"/>
+          <w:numId w:val="0"/>
+        </w:numPr>
+        <w:ind w:firstLine="709"/>
+      </w:pPr>
+    </w:p>
+    <w:p>
+      <w:pPr>
+        <w:pStyle w:val="--"/>
+        <w:numPr>
+          <w:ilvl w:val="0"/>
+          <w:numId w:val="0"/>
+        </w:numPr>
+        <w:ind w:firstLine="709"/>
+      </w:pPr>
+    </w:p>
+    <w:p>
+      <w:pPr>
+        <w:pStyle w:val="--"/>
+        <w:numPr>
+          <w:ilvl w:val="0"/>
+          <w:numId w:val="0"/>
+        </w:numPr>
+        <w:ind w:firstLine="709"/>
+      </w:pPr>
+    </w:p>
+    <w:p>
+      <w:pPr>
+        <w:pStyle w:val="--"/>
+        <w:numPr>
+          <w:ilvl w:val="0"/>
+          <w:numId w:val="0"/>
+        </w:numPr>
+        <w:ind w:firstLine="709"/>
+      </w:pPr>
     </w:p>
     <w:p>
       <w:pPr>
@@ -6511,29 +6487,13 @@
     </w:tbl>
     <w:p>
       <w:pPr>
-        <w:suppressAutoHyphens w:val="0"/>
-        <w:rPr>
-          <w:rFonts w:cs="Times New Roman"/>
-          <w:szCs w:val="28"/>
-        </w:rPr>
-      </w:pPr>
-      <w:r>
-        <w:rPr>
-          <w:rFonts w:cs="Times New Roman"/>
-          <w:szCs w:val="28"/>
-        </w:rPr>
-        <w:br w:type="page"/>
-      </w:r>
-    </w:p>
-    <w:p>
-      <w:pPr>
         <w:pStyle w:val="11"/>
         <w:rPr>
           <w:vanish/>
           <w:specVanish/>
         </w:rPr>
       </w:pPr>
-      <w:bookmarkStart w:id="17" w:name="_Toc228329796"/>
+      <w:bookmarkStart w:id="17" w:name="_Toc227920574"/>
       <w:r>
         <w:lastRenderedPageBreak/>
         <w:t>Отзыв руководителя практики</w:t>
@@ -6570,30 +6530,22 @@
         <w:spacing w:after="0" w:line="360" w:lineRule="auto"/>
         <w:jc w:val="right"/>
         <w:rPr>
-          <w:sz w:val="22"/>
+          <w:szCs w:val="28"/>
         </w:rPr>
       </w:pPr>
       <w:proofErr w:type="spellStart"/>
       <w:r>
         <w:rPr>
-          <w:sz w:val="22"/>
+          <w:szCs w:val="28"/>
         </w:rPr>
         <w:t>Добош</w:t>
       </w:r>
       <w:proofErr w:type="spellEnd"/>
       <w:r>
         <w:rPr>
-          <w:sz w:val="22"/>
-        </w:rPr>
-        <w:t xml:space="preserve"> Мари</w:t>
-      </w:r>
-      <w:bookmarkStart w:id="18" w:name="_GoBack"/>
-      <w:bookmarkEnd w:id="18"/>
-      <w:r>
-        <w:rPr>
-          <w:sz w:val="22"/>
-        </w:rPr>
-        <w:t>я Андреевна</w:t>
+          <w:szCs w:val="28"/>
+        </w:rPr>
+        <w:t xml:space="preserve"> Мария Андреевна</w:t>
       </w:r>
     </w:p>
     <w:p>
@@ -6601,32 +6553,14 @@
         <w:spacing w:after="0" w:line="360" w:lineRule="auto"/>
         <w:jc w:val="right"/>
         <w:rPr>
-          <w:sz w:val="22"/>
-        </w:rPr>
-      </w:pPr>
-      <w:r>
-        <w:rPr>
-          <w:sz w:val="22"/>
-        </w:rPr>
-        <w:t>Студент</w:t>
-      </w:r>
-      <w:r>
-        <w:rPr>
-          <w:sz w:val="22"/>
-        </w:rPr>
-        <w:t>(а)</w:t>
-      </w:r>
-      <w:r>
-        <w:rPr>
-          <w:sz w:val="22"/>
-        </w:rPr>
-        <w:t xml:space="preserve"> </w:t>
-      </w:r>
-      <w:r>
-        <w:rPr>
-          <w:sz w:val="22"/>
-        </w:rPr>
-        <w:t>3 курса</w:t>
+          <w:szCs w:val="28"/>
+        </w:rPr>
+      </w:pPr>
+      <w:r>
+        <w:rPr>
+          <w:szCs w:val="28"/>
+        </w:rPr>
+        <w:t>Студент(а) 3 курса</w:t>
       </w:r>
     </w:p>
     <w:p>
@@ -6634,56 +6568,14 @@
         <w:spacing w:after="0" w:line="360" w:lineRule="auto"/>
         <w:jc w:val="right"/>
         <w:rPr>
-          <w:sz w:val="22"/>
-        </w:rPr>
-      </w:pPr>
-      <w:r>
-        <w:rPr>
-          <w:sz w:val="22"/>
-        </w:rPr>
-        <w:t>п</w:t>
-      </w:r>
-      <w:r>
-        <w:rPr>
-          <w:sz w:val="22"/>
-        </w:rPr>
-        <w:t>роходил</w:t>
-      </w:r>
-      <w:r>
-        <w:rPr>
-          <w:sz w:val="22"/>
-        </w:rPr>
-        <w:t>(</w:t>
-      </w:r>
-      <w:r>
-        <w:rPr>
-          <w:sz w:val="22"/>
-        </w:rPr>
-        <w:t>а</w:t>
-      </w:r>
-      <w:r>
-        <w:rPr>
-          <w:sz w:val="22"/>
-        </w:rPr>
-        <w:t>)</w:t>
-      </w:r>
-      <w:r>
-        <w:rPr>
-          <w:sz w:val="22"/>
-        </w:rPr>
-        <w:t xml:space="preserve"> </w:t>
-      </w:r>
-      <w:r>
-        <w:rPr>
-          <w:sz w:val="22"/>
-        </w:rPr>
-        <w:t>учебную</w:t>
-      </w:r>
-      <w:r>
-        <w:rPr>
-          <w:sz w:val="22"/>
-        </w:rPr>
-        <w:t xml:space="preserve"> практику</w:t>
+          <w:szCs w:val="28"/>
+        </w:rPr>
+      </w:pPr>
+      <w:r>
+        <w:rPr>
+          <w:szCs w:val="28"/>
+        </w:rPr>
+        <w:t>проходил(а) учебную практику</w:t>
       </w:r>
     </w:p>
     <w:p>
@@ -6691,12 +6583,12 @@
         <w:spacing w:after="0" w:line="360" w:lineRule="auto"/>
         <w:jc w:val="right"/>
         <w:rPr>
-          <w:sz w:val="22"/>
-        </w:rPr>
-      </w:pPr>
-      <w:r>
-        <w:rPr>
-          <w:sz w:val="22"/>
+          <w:szCs w:val="28"/>
+        </w:rPr>
+      </w:pPr>
+      <w:r>
+        <w:rPr>
+          <w:szCs w:val="28"/>
         </w:rPr>
         <w:t>АНО ПОО ММКЦТ «АКАДЕМИЯ ТОП»</w:t>
       </w:r>
@@ -6989,11 +6881,8 @@
     </w:tbl>
     <w:p>
       <w:pPr>
-        <w:spacing w:after="0" w:line="360" w:lineRule="auto"/>
-        <w:rPr>
-          <w:rFonts w:cs="Times New Roman"/>
-          <w:sz w:val="16"/>
-          <w:szCs w:val="16"/>
+        <w:rPr>
+          <w:sz w:val="2"/>
         </w:rPr>
       </w:pPr>
     </w:p>
@@ -7009,7 +6898,7 @@
 </file>
 
 <file path=word/endnotes.xml><?xml version="1.0" encoding="utf-8"?>
-<w:endnotes xmlns:wpc="http://schemas.microsoft.com/office/word/2010/wordprocessingCanvas" xmlns:mc="http://schemas.openxmlformats.org/markup-compatibility/2006" xmlns:o="urn:schemas-microsoft-com:office:office" xmlns:r="http://schemas.openxmlformats.org/officeDocument/2006/relationships" xmlns:m="http://schemas.openxmlformats.org/officeDocument/2006/math" xmlns:v="urn:schemas-microsoft-com:vml" xmlns:wp14="http://schemas.microsoft.com/office/word/2010/wordprocessingDrawing" xmlns:wp="http://schemas.openxmlformats.org/drawingml/2006/wordprocessingDrawing" xmlns:w10="urn:schemas-microsoft-com:office:word" xmlns:w="http://schemas.openxmlformats.org/wordprocessingml/2006/main" xmlns:w14="http://schemas.microsoft.com/office/word/2010/wordml" xmlns:w15="http://schemas.microsoft.com/office/word/2012/wordml" xmlns:wpg="http://schemas.microsoft.com/office/word/2010/wordprocessingGroup" xmlns:wpi="http://schemas.microsoft.com/office/word/2010/wordprocessingInk" xmlns:wne="http://schemas.microsoft.com/office/word/2006/wordml" xmlns:wps="http://schemas.microsoft.com/office/word/2010/wordprocessingShape" mc:Ignorable="w14 w15 wp14">
+<w:endnotes xmlns:wpc="http://schemas.microsoft.com/office/word/2010/wordprocessingCanvas" xmlns:cx="http://schemas.microsoft.com/office/drawing/2014/chartex" xmlns:cx1="http://schemas.microsoft.com/office/drawing/2015/9/8/chartex" xmlns:cx2="http://schemas.microsoft.com/office/drawing/2015/10/21/chartex" xmlns:cx3="http://schemas.microsoft.com/office/drawing/2016/5/9/chartex" xmlns:cx4="http://schemas.microsoft.com/office/drawing/2016/5/10/chartex" xmlns:cx5="http://schemas.microsoft.com/office/drawing/2016/5/11/chartex" xmlns:cx6="http://schemas.microsoft.com/office/drawing/2016/5/12/chartex" xmlns:cx7="http://schemas.microsoft.com/office/drawing/2016/5/13/chartex" xmlns:cx8="http://schemas.microsoft.com/office/drawing/2016/5/14/chartex" xmlns:mc="http://schemas.openxmlformats.org/markup-compatibility/2006" xmlns:aink="http://schemas.microsoft.com/office/drawing/2016/ink" xmlns:am3d="http://schemas.microsoft.com/office/drawing/2017/model3d" xmlns:o="urn:schemas-microsoft-com:office:office" xmlns:r="http://schemas.openxmlformats.org/officeDocument/2006/relationships" xmlns:m="http://schemas.openxmlformats.org/officeDocument/2006/math" xmlns:v="urn:schemas-microsoft-com:vml" xmlns:wp14="http://schemas.microsoft.com/office/word/2010/wordprocessingDrawing" xmlns:wp="http://schemas.openxmlformats.org/drawingml/2006/wordprocessingDrawing" xmlns:w10="urn:schemas-microsoft-com:office:word" xmlns:w="http://schemas.openxmlformats.org/wordprocessingml/2006/main" xmlns:w14="http://schemas.microsoft.com/office/word/2010/wordml" xmlns:w15="http://schemas.microsoft.com/office/word/2012/wordml" xmlns:w16cid="http://schemas.microsoft.com/office/word/2016/wordml/cid" xmlns:w16se="http://schemas.microsoft.com/office/word/2015/wordml/symex" xmlns:wpg="http://schemas.microsoft.com/office/word/2010/wordprocessingGroup" xmlns:wpi="http://schemas.microsoft.com/office/word/2010/wordprocessingInk" xmlns:wne="http://schemas.microsoft.com/office/word/2006/wordml" xmlns:wps="http://schemas.microsoft.com/office/word/2010/wordprocessingShape" mc:Ignorable="w14 w15 w16se w16cid wp14">
   <w:endnote w:type="separator" w:id="-1">
     <w:p>
       <w:pPr>
@@ -7034,7 +6923,7 @@
 </file>
 
 <file path=word/footer1.xml><?xml version="1.0" encoding="utf-8"?>
-<w:ftr xmlns:wpc="http://schemas.microsoft.com/office/word/2010/wordprocessingCanvas" xmlns:mc="http://schemas.openxmlformats.org/markup-compatibility/2006" xmlns:o="urn:schemas-microsoft-com:office:office" xmlns:r="http://schemas.openxmlformats.org/officeDocument/2006/relationships" xmlns:m="http://schemas.openxmlformats.org/officeDocument/2006/math" xmlns:v="urn:schemas-microsoft-com:vml" xmlns:wp14="http://schemas.microsoft.com/office/word/2010/wordprocessingDrawing" xmlns:wp="http://schemas.openxmlformats.org/drawingml/2006/wordprocessingDrawing" xmlns:w10="urn:schemas-microsoft-com:office:word" xmlns:w="http://schemas.openxmlformats.org/wordprocessingml/2006/main" xmlns:w14="http://schemas.microsoft.com/office/word/2010/wordml" xmlns:w15="http://schemas.microsoft.com/office/word/2012/wordml" xmlns:wpg="http://schemas.microsoft.com/office/word/2010/wordprocessingGroup" xmlns:wpi="http://schemas.microsoft.com/office/word/2010/wordprocessingInk" xmlns:wne="http://schemas.microsoft.com/office/word/2006/wordml" xmlns:wps="http://schemas.microsoft.com/office/word/2010/wordprocessingShape" mc:Ignorable="w14 w15 wp14">
+<w:ftr xmlns:wpc="http://schemas.microsoft.com/office/word/2010/wordprocessingCanvas" xmlns:cx="http://schemas.microsoft.com/office/drawing/2014/chartex" xmlns:cx1="http://schemas.microsoft.com/office/drawing/2015/9/8/chartex" xmlns:cx2="http://schemas.microsoft.com/office/drawing/2015/10/21/chartex" xmlns:cx3="http://schemas.microsoft.com/office/drawing/2016/5/9/chartex" xmlns:cx4="http://schemas.microsoft.com/office/drawing/2016/5/10/chartex" xmlns:cx5="http://schemas.microsoft.com/office/drawing/2016/5/11/chartex" xmlns:cx6="http://schemas.microsoft.com/office/drawing/2016/5/12/chartex" xmlns:cx7="http://schemas.microsoft.com/office/drawing/2016/5/13/chartex" xmlns:cx8="http://schemas.microsoft.com/office/drawing/2016/5/14/chartex" xmlns:mc="http://schemas.openxmlformats.org/markup-compatibility/2006" xmlns:aink="http://schemas.microsoft.com/office/drawing/2016/ink" xmlns:am3d="http://schemas.microsoft.com/office/drawing/2017/model3d" xmlns:o="urn:schemas-microsoft-com:office:office" xmlns:r="http://schemas.openxmlformats.org/officeDocument/2006/relationships" xmlns:m="http://schemas.openxmlformats.org/officeDocument/2006/math" xmlns:v="urn:schemas-microsoft-com:vml" xmlns:wp14="http://schemas.microsoft.com/office/word/2010/wordprocessingDrawing" xmlns:wp="http://schemas.openxmlformats.org/drawingml/2006/wordprocessingDrawing" xmlns:w10="urn:schemas-microsoft-com:office:word" xmlns:w="http://schemas.openxmlformats.org/wordprocessingml/2006/main" xmlns:w14="http://schemas.microsoft.com/office/word/2010/wordml" xmlns:w15="http://schemas.microsoft.com/office/word/2012/wordml" xmlns:w16cid="http://schemas.microsoft.com/office/word/2016/wordml/cid" xmlns:w16se="http://schemas.microsoft.com/office/word/2015/wordml/symex" xmlns:wpg="http://schemas.microsoft.com/office/word/2010/wordprocessingGroup" xmlns:wpi="http://schemas.microsoft.com/office/word/2010/wordprocessingInk" xmlns:wne="http://schemas.microsoft.com/office/word/2006/wordml" xmlns:wps="http://schemas.microsoft.com/office/word/2010/wordprocessingShape" mc:Ignorable="w14 w15 w16se w16cid wp14">
   <w:sdt>
     <w:sdtPr>
       <w:id w:val="889155453"/>
@@ -7063,7 +6952,7 @@
           <w:rPr>
             <w:noProof/>
           </w:rPr>
-          <w:t>13</w:t>
+          <w:t>8</w:t>
         </w:r>
         <w:r>
           <w:fldChar w:fldCharType="end"/>
@@ -7080,7 +6969,7 @@
 </file>
 
 <file path=word/footnotes.xml><?xml version="1.0" encoding="utf-8"?>
-<w:footnotes xmlns:wpc="http://schemas.microsoft.com/office/word/2010/wordprocessingCanvas" xmlns:mc="http://schemas.openxmlformats.org/markup-compatibility/2006" xmlns:o="urn:schemas-microsoft-com:office:office" xmlns:r="http://schemas.openxmlformats.org/officeDocument/2006/relationships" xmlns:m="http://schemas.openxmlformats.org/officeDocument/2006/math" xmlns:v="urn:schemas-microsoft-com:vml" xmlns:wp14="http://schemas.microsoft.com/office/word/2010/wordprocessingDrawing" xmlns:wp="http://schemas.openxmlformats.org/drawingml/2006/wordprocessingDrawing" xmlns:w10="urn:schemas-microsoft-com:office:word" xmlns:w="http://schemas.openxmlformats.org/wordprocessingml/2006/main" xmlns:w14="http://schemas.microsoft.com/office/word/2010/wordml" xmlns:w15="http://schemas.microsoft.com/office/word/2012/wordml" xmlns:wpg="http://schemas.microsoft.com/office/word/2010/wordprocessingGroup" xmlns:wpi="http://schemas.microsoft.com/office/word/2010/wordprocessingInk" xmlns:wne="http://schemas.microsoft.com/office/word/2006/wordml" xmlns:wps="http://schemas.microsoft.com/office/word/2010/wordprocessingShape" mc:Ignorable="w14 w15 wp14">
+<w:footnotes xmlns:wpc="http://schemas.microsoft.com/office/word/2010/wordprocessingCanvas" xmlns:cx="http://schemas.microsoft.com/office/drawing/2014/chartex" xmlns:cx1="http://schemas.microsoft.com/office/drawing/2015/9/8/chartex" xmlns:cx2="http://schemas.microsoft.com/office/drawing/2015/10/21/chartex" xmlns:cx3="http://schemas.microsoft.com/office/drawing/2016/5/9/chartex" xmlns:cx4="http://schemas.microsoft.com/office/drawing/2016/5/10/chartex" xmlns:cx5="http://schemas.microsoft.com/office/drawing/2016/5/11/chartex" xmlns:cx6="http://schemas.microsoft.com/office/drawing/2016/5/12/chartex" xmlns:cx7="http://schemas.microsoft.com/office/drawing/2016/5/13/chartex" xmlns:cx8="http://schemas.microsoft.com/office/drawing/2016/5/14/chartex" xmlns:mc="http://schemas.openxmlformats.org/markup-compatibility/2006" xmlns:aink="http://schemas.microsoft.com/office/drawing/2016/ink" xmlns:am3d="http://schemas.microsoft.com/office/drawing/2017/model3d" xmlns:o="urn:schemas-microsoft-com:office:office" xmlns:r="http://schemas.openxmlformats.org/officeDocument/2006/relationships" xmlns:m="http://schemas.openxmlformats.org/officeDocument/2006/math" xmlns:v="urn:schemas-microsoft-com:vml" xmlns:wp14="http://schemas.microsoft.com/office/word/2010/wordprocessingDrawing" xmlns:wp="http://schemas.openxmlformats.org/drawingml/2006/wordprocessingDrawing" xmlns:w10="urn:schemas-microsoft-com:office:word" xmlns:w="http://schemas.openxmlformats.org/wordprocessingml/2006/main" xmlns:w14="http://schemas.microsoft.com/office/word/2010/wordml" xmlns:w15="http://schemas.microsoft.com/office/word/2012/wordml" xmlns:w16cid="http://schemas.microsoft.com/office/word/2016/wordml/cid" xmlns:w16se="http://schemas.microsoft.com/office/word/2015/wordml/symex" xmlns:wpg="http://schemas.microsoft.com/office/word/2010/wordprocessingGroup" xmlns:wpi="http://schemas.microsoft.com/office/word/2010/wordprocessingInk" xmlns:wne="http://schemas.microsoft.com/office/word/2006/wordml" xmlns:wps="http://schemas.microsoft.com/office/word/2010/wordprocessingShape" mc:Ignorable="w14 w15 w16se w16cid wp14">
   <w:footnote w:type="separator" w:id="-1">
     <w:p>
       <w:pPr>
@@ -7105,7 +6994,7 @@
 </file>
 
 <file path=word/numbering.xml><?xml version="1.0" encoding="utf-8"?>
-<w:numbering xmlns:wpc="http://schemas.microsoft.com/office/word/2010/wordprocessingCanvas" xmlns:mc="http://schemas.openxmlformats.org/markup-compatibility/2006" xmlns:o="urn:schemas-microsoft-com:office:office" xmlns:r="http://schemas.openxmlformats.org/officeDocument/2006/relationships" xmlns:m="http://schemas.openxmlformats.org/officeDocument/2006/math" xmlns:v="urn:schemas-microsoft-com:vml" xmlns:wp14="http://schemas.microsoft.com/office/word/2010/wordprocessingDrawing" xmlns:wp="http://schemas.openxmlformats.org/drawingml/2006/wordprocessingDrawing" xmlns:w10="urn:schemas-microsoft-com:office:word" xmlns:w="http://schemas.openxmlformats.org/wordprocessingml/2006/main" xmlns:w14="http://schemas.microsoft.com/office/word/2010/wordml" xmlns:w15="http://schemas.microsoft.com/office/word/2012/wordml" xmlns:wpg="http://schemas.microsoft.com/office/word/2010/wordprocessingGroup" xmlns:wpi="http://schemas.microsoft.com/office/word/2010/wordprocessingInk" xmlns:wne="http://schemas.microsoft.com/office/word/2006/wordml" xmlns:wps="http://schemas.microsoft.com/office/word/2010/wordprocessingShape" mc:Ignorable="w14 w15 wp14">
+<w:numbering xmlns:wpc="http://schemas.microsoft.com/office/word/2010/wordprocessingCanvas" xmlns:cx="http://schemas.microsoft.com/office/drawing/2014/chartex" xmlns:cx1="http://schemas.microsoft.com/office/drawing/2015/9/8/chartex" xmlns:cx2="http://schemas.microsoft.com/office/drawing/2015/10/21/chartex" xmlns:cx3="http://schemas.microsoft.com/office/drawing/2016/5/9/chartex" xmlns:cx4="http://schemas.microsoft.com/office/drawing/2016/5/10/chartex" xmlns:cx5="http://schemas.microsoft.com/office/drawing/2016/5/11/chartex" xmlns:cx6="http://schemas.microsoft.com/office/drawing/2016/5/12/chartex" xmlns:cx7="http://schemas.microsoft.com/office/drawing/2016/5/13/chartex" xmlns:cx8="http://schemas.microsoft.com/office/drawing/2016/5/14/chartex" xmlns:mc="http://schemas.openxmlformats.org/markup-compatibility/2006" xmlns:aink="http://schemas.microsoft.com/office/drawing/2016/ink" xmlns:am3d="http://schemas.microsoft.com/office/drawing/2017/model3d" xmlns:o="urn:schemas-microsoft-com:office:office" xmlns:r="http://schemas.openxmlformats.org/officeDocument/2006/relationships" xmlns:m="http://schemas.openxmlformats.org/officeDocument/2006/math" xmlns:v="urn:schemas-microsoft-com:vml" xmlns:wp14="http://schemas.microsoft.com/office/word/2010/wordprocessingDrawing" xmlns:wp="http://schemas.openxmlformats.org/drawingml/2006/wordprocessingDrawing" xmlns:w10="urn:schemas-microsoft-com:office:word" xmlns:w="http://schemas.openxmlformats.org/wordprocessingml/2006/main" xmlns:w14="http://schemas.microsoft.com/office/word/2010/wordml" xmlns:w15="http://schemas.microsoft.com/office/word/2012/wordml" xmlns:w16cid="http://schemas.microsoft.com/office/word/2016/wordml/cid" xmlns:w16se="http://schemas.microsoft.com/office/word/2015/wordml/symex" xmlns:wpg="http://schemas.microsoft.com/office/word/2010/wordprocessingGroup" xmlns:wpi="http://schemas.microsoft.com/office/word/2010/wordprocessingInk" xmlns:wne="http://schemas.microsoft.com/office/word/2006/wordml" xmlns:wps="http://schemas.microsoft.com/office/word/2010/wordprocessingShape" mc:Ignorable="w14 w15 w16se w16cid wp14">
   <w:abstractNum w:abstractNumId="0" w15:restartNumberingAfterBreak="0">
     <w:nsid w:val="FFFFFF88"/>
     <w:multiLevelType w:val="singleLevel"/>
@@ -7630,453 +7519,6 @@
     </w:lvl>
   </w:abstractNum>
   <w:abstractNum w:abstractNumId="6" w15:restartNumberingAfterBreak="0">
-    <w:nsid w:val="24741DFD"/>
-    <w:multiLevelType w:val="multilevel"/>
-    <w:tmpl w:val="73B20232"/>
-    <w:lvl w:ilvl="0">
-      <w:start w:val="1"/>
-      <w:numFmt w:val="bullet"/>
-      <w:lvlText w:val=""/>
-      <w:lvlJc w:val="left"/>
-      <w:pPr>
-        <w:tabs>
-          <w:tab w:val="num" w:pos="720"/>
-        </w:tabs>
-        <w:ind w:left="720" w:hanging="360"/>
-      </w:pPr>
-      <w:rPr>
-        <w:rFonts w:ascii="Symbol" w:hAnsi="Symbol" w:hint="default"/>
-        <w:sz w:val="20"/>
-      </w:rPr>
-    </w:lvl>
-    <w:lvl w:ilvl="1" w:tentative="1">
-      <w:start w:val="1"/>
-      <w:numFmt w:val="bullet"/>
-      <w:lvlText w:val="o"/>
-      <w:lvlJc w:val="left"/>
-      <w:pPr>
-        <w:tabs>
-          <w:tab w:val="num" w:pos="1440"/>
-        </w:tabs>
-        <w:ind w:left="1440" w:hanging="360"/>
-      </w:pPr>
-      <w:rPr>
-        <w:rFonts w:ascii="Courier New" w:hAnsi="Courier New" w:hint="default"/>
-        <w:sz w:val="20"/>
-      </w:rPr>
-    </w:lvl>
-    <w:lvl w:ilvl="2" w:tentative="1">
-      <w:start w:val="1"/>
-      <w:numFmt w:val="bullet"/>
-      <w:lvlText w:val=""/>
-      <w:lvlJc w:val="left"/>
-      <w:pPr>
-        <w:tabs>
-          <w:tab w:val="num" w:pos="2160"/>
-        </w:tabs>
-        <w:ind w:left="2160" w:hanging="360"/>
-      </w:pPr>
-      <w:rPr>
-        <w:rFonts w:ascii="Wingdings" w:hAnsi="Wingdings" w:hint="default"/>
-        <w:sz w:val="20"/>
-      </w:rPr>
-    </w:lvl>
-    <w:lvl w:ilvl="3" w:tentative="1">
-      <w:start w:val="1"/>
-      <w:numFmt w:val="bullet"/>
-      <w:lvlText w:val=""/>
-      <w:lvlJc w:val="left"/>
-      <w:pPr>
-        <w:tabs>
-          <w:tab w:val="num" w:pos="2880"/>
-        </w:tabs>
-        <w:ind w:left="2880" w:hanging="360"/>
-      </w:pPr>
-      <w:rPr>
-        <w:rFonts w:ascii="Wingdings" w:hAnsi="Wingdings" w:hint="default"/>
-        <w:sz w:val="20"/>
-      </w:rPr>
-    </w:lvl>
-    <w:lvl w:ilvl="4" w:tentative="1">
-      <w:start w:val="1"/>
-      <w:numFmt w:val="bullet"/>
-      <w:lvlText w:val=""/>
-      <w:lvlJc w:val="left"/>
-      <w:pPr>
-        <w:tabs>
-          <w:tab w:val="num" w:pos="3600"/>
-        </w:tabs>
-        <w:ind w:left="3600" w:hanging="360"/>
-      </w:pPr>
-      <w:rPr>
-        <w:rFonts w:ascii="Wingdings" w:hAnsi="Wingdings" w:hint="default"/>
-        <w:sz w:val="20"/>
-      </w:rPr>
-    </w:lvl>
-    <w:lvl w:ilvl="5" w:tentative="1">
-      <w:start w:val="1"/>
-      <w:numFmt w:val="bullet"/>
-      <w:lvlText w:val=""/>
-      <w:lvlJc w:val="left"/>
-      <w:pPr>
-        <w:tabs>
-          <w:tab w:val="num" w:pos="4320"/>
-        </w:tabs>
-        <w:ind w:left="4320" w:hanging="360"/>
-      </w:pPr>
-      <w:rPr>
-        <w:rFonts w:ascii="Wingdings" w:hAnsi="Wingdings" w:hint="default"/>
-        <w:sz w:val="20"/>
-      </w:rPr>
-    </w:lvl>
-    <w:lvl w:ilvl="6" w:tentative="1">
-      <w:start w:val="1"/>
-      <w:numFmt w:val="bullet"/>
-      <w:lvlText w:val=""/>
-      <w:lvlJc w:val="left"/>
-      <w:pPr>
-        <w:tabs>
-          <w:tab w:val="num" w:pos="5040"/>
-        </w:tabs>
-        <w:ind w:left="5040" w:hanging="360"/>
-      </w:pPr>
-      <w:rPr>
-        <w:rFonts w:ascii="Wingdings" w:hAnsi="Wingdings" w:hint="default"/>
-        <w:sz w:val="20"/>
-      </w:rPr>
-    </w:lvl>
-    <w:lvl w:ilvl="7" w:tentative="1">
-      <w:start w:val="1"/>
-      <w:numFmt w:val="bullet"/>
-      <w:lvlText w:val=""/>
-      <w:lvlJc w:val="left"/>
-      <w:pPr>
-        <w:tabs>
-          <w:tab w:val="num" w:pos="5760"/>
-        </w:tabs>
-        <w:ind w:left="5760" w:hanging="360"/>
-      </w:pPr>
-      <w:rPr>
-        <w:rFonts w:ascii="Wingdings" w:hAnsi="Wingdings" w:hint="default"/>
-        <w:sz w:val="20"/>
-      </w:rPr>
-    </w:lvl>
-    <w:lvl w:ilvl="8" w:tentative="1">
-      <w:start w:val="1"/>
-      <w:numFmt w:val="bullet"/>
-      <w:lvlText w:val=""/>
-      <w:lvlJc w:val="left"/>
-      <w:pPr>
-        <w:tabs>
-          <w:tab w:val="num" w:pos="6480"/>
-        </w:tabs>
-        <w:ind w:left="6480" w:hanging="360"/>
-      </w:pPr>
-      <w:rPr>
-        <w:rFonts w:ascii="Wingdings" w:hAnsi="Wingdings" w:hint="default"/>
-        <w:sz w:val="20"/>
-      </w:rPr>
-    </w:lvl>
-  </w:abstractNum>
-  <w:abstractNum w:abstractNumId="7" w15:restartNumberingAfterBreak="0">
-    <w:nsid w:val="31A672FE"/>
-    <w:multiLevelType w:val="multilevel"/>
-    <w:tmpl w:val="A9B2BC0E"/>
-    <w:lvl w:ilvl="0">
-      <w:start w:val="1"/>
-      <w:numFmt w:val="bullet"/>
-      <w:lvlText w:val=""/>
-      <w:lvlJc w:val="left"/>
-      <w:pPr>
-        <w:tabs>
-          <w:tab w:val="num" w:pos="720"/>
-        </w:tabs>
-        <w:ind w:left="720" w:hanging="360"/>
-      </w:pPr>
-      <w:rPr>
-        <w:rFonts w:ascii="Symbol" w:hAnsi="Symbol" w:hint="default"/>
-        <w:sz w:val="20"/>
-      </w:rPr>
-    </w:lvl>
-    <w:lvl w:ilvl="1" w:tentative="1">
-      <w:start w:val="1"/>
-      <w:numFmt w:val="bullet"/>
-      <w:lvlText w:val="o"/>
-      <w:lvlJc w:val="left"/>
-      <w:pPr>
-        <w:tabs>
-          <w:tab w:val="num" w:pos="1440"/>
-        </w:tabs>
-        <w:ind w:left="1440" w:hanging="360"/>
-      </w:pPr>
-      <w:rPr>
-        <w:rFonts w:ascii="Courier New" w:hAnsi="Courier New" w:hint="default"/>
-        <w:sz w:val="20"/>
-      </w:rPr>
-    </w:lvl>
-    <w:lvl w:ilvl="2" w:tentative="1">
-      <w:start w:val="1"/>
-      <w:numFmt w:val="bullet"/>
-      <w:lvlText w:val=""/>
-      <w:lvlJc w:val="left"/>
-      <w:pPr>
-        <w:tabs>
-          <w:tab w:val="num" w:pos="2160"/>
-        </w:tabs>
-        <w:ind w:left="2160" w:hanging="360"/>
-      </w:pPr>
-      <w:rPr>
-        <w:rFonts w:ascii="Wingdings" w:hAnsi="Wingdings" w:hint="default"/>
-        <w:sz w:val="20"/>
-      </w:rPr>
-    </w:lvl>
-    <w:lvl w:ilvl="3" w:tentative="1">
-      <w:start w:val="1"/>
-      <w:numFmt w:val="bullet"/>
-      <w:lvlText w:val=""/>
-      <w:lvlJc w:val="left"/>
-      <w:pPr>
-        <w:tabs>
-          <w:tab w:val="num" w:pos="2880"/>
-        </w:tabs>
-        <w:ind w:left="2880" w:hanging="360"/>
-      </w:pPr>
-      <w:rPr>
-        <w:rFonts w:ascii="Wingdings" w:hAnsi="Wingdings" w:hint="default"/>
-        <w:sz w:val="20"/>
-      </w:rPr>
-    </w:lvl>
-    <w:lvl w:ilvl="4" w:tentative="1">
-      <w:start w:val="1"/>
-      <w:numFmt w:val="bullet"/>
-      <w:lvlText w:val=""/>
-      <w:lvlJc w:val="left"/>
-      <w:pPr>
-        <w:tabs>
-          <w:tab w:val="num" w:pos="3600"/>
-        </w:tabs>
-        <w:ind w:left="3600" w:hanging="360"/>
-      </w:pPr>
-      <w:rPr>
-        <w:rFonts w:ascii="Wingdings" w:hAnsi="Wingdings" w:hint="default"/>
-        <w:sz w:val="20"/>
-      </w:rPr>
-    </w:lvl>
-    <w:lvl w:ilvl="5" w:tentative="1">
-      <w:start w:val="1"/>
-      <w:numFmt w:val="bullet"/>
-      <w:lvlText w:val=""/>
-      <w:lvlJc w:val="left"/>
-      <w:pPr>
-        <w:tabs>
-          <w:tab w:val="num" w:pos="4320"/>
-        </w:tabs>
-        <w:ind w:left="4320" w:hanging="360"/>
-      </w:pPr>
-      <w:rPr>
-        <w:rFonts w:ascii="Wingdings" w:hAnsi="Wingdings" w:hint="default"/>
-        <w:sz w:val="20"/>
-      </w:rPr>
-    </w:lvl>
-    <w:lvl w:ilvl="6" w:tentative="1">
-      <w:start w:val="1"/>
-      <w:numFmt w:val="bullet"/>
-      <w:lvlText w:val=""/>
-      <w:lvlJc w:val="left"/>
-      <w:pPr>
-        <w:tabs>
-          <w:tab w:val="num" w:pos="5040"/>
-        </w:tabs>
-        <w:ind w:left="5040" w:hanging="360"/>
-      </w:pPr>
-      <w:rPr>
-        <w:rFonts w:ascii="Wingdings" w:hAnsi="Wingdings" w:hint="default"/>
-        <w:sz w:val="20"/>
-      </w:rPr>
-    </w:lvl>
-    <w:lvl w:ilvl="7" w:tentative="1">
-      <w:start w:val="1"/>
-      <w:numFmt w:val="bullet"/>
-      <w:lvlText w:val=""/>
-      <w:lvlJc w:val="left"/>
-      <w:pPr>
-        <w:tabs>
-          <w:tab w:val="num" w:pos="5760"/>
-        </w:tabs>
-        <w:ind w:left="5760" w:hanging="360"/>
-      </w:pPr>
-      <w:rPr>
-        <w:rFonts w:ascii="Wingdings" w:hAnsi="Wingdings" w:hint="default"/>
-        <w:sz w:val="20"/>
-      </w:rPr>
-    </w:lvl>
-    <w:lvl w:ilvl="8" w:tentative="1">
-      <w:start w:val="1"/>
-      <w:numFmt w:val="bullet"/>
-      <w:lvlText w:val=""/>
-      <w:lvlJc w:val="left"/>
-      <w:pPr>
-        <w:tabs>
-          <w:tab w:val="num" w:pos="6480"/>
-        </w:tabs>
-        <w:ind w:left="6480" w:hanging="360"/>
-      </w:pPr>
-      <w:rPr>
-        <w:rFonts w:ascii="Wingdings" w:hAnsi="Wingdings" w:hint="default"/>
-        <w:sz w:val="20"/>
-      </w:rPr>
-    </w:lvl>
-  </w:abstractNum>
-  <w:abstractNum w:abstractNumId="8" w15:restartNumberingAfterBreak="0">
-    <w:nsid w:val="39AC2CE2"/>
-    <w:multiLevelType w:val="multilevel"/>
-    <w:tmpl w:val="0DA0280C"/>
-    <w:lvl w:ilvl="0">
-      <w:start w:val="1"/>
-      <w:numFmt w:val="bullet"/>
-      <w:lvlText w:val=""/>
-      <w:lvlJc w:val="left"/>
-      <w:pPr>
-        <w:tabs>
-          <w:tab w:val="num" w:pos="720"/>
-        </w:tabs>
-        <w:ind w:left="720" w:hanging="360"/>
-      </w:pPr>
-      <w:rPr>
-        <w:rFonts w:ascii="Symbol" w:hAnsi="Symbol" w:hint="default"/>
-        <w:sz w:val="20"/>
-      </w:rPr>
-    </w:lvl>
-    <w:lvl w:ilvl="1" w:tentative="1">
-      <w:start w:val="1"/>
-      <w:numFmt w:val="bullet"/>
-      <w:lvlText w:val="o"/>
-      <w:lvlJc w:val="left"/>
-      <w:pPr>
-        <w:tabs>
-          <w:tab w:val="num" w:pos="1440"/>
-        </w:tabs>
-        <w:ind w:left="1440" w:hanging="360"/>
-      </w:pPr>
-      <w:rPr>
-        <w:rFonts w:ascii="Courier New" w:hAnsi="Courier New" w:hint="default"/>
-        <w:sz w:val="20"/>
-      </w:rPr>
-    </w:lvl>
-    <w:lvl w:ilvl="2" w:tentative="1">
-      <w:start w:val="1"/>
-      <w:numFmt w:val="bullet"/>
-      <w:lvlText w:val=""/>
-      <w:lvlJc w:val="left"/>
-      <w:pPr>
-        <w:tabs>
-          <w:tab w:val="num" w:pos="2160"/>
-        </w:tabs>
-        <w:ind w:left="2160" w:hanging="360"/>
-      </w:pPr>
-      <w:rPr>
-        <w:rFonts w:ascii="Wingdings" w:hAnsi="Wingdings" w:hint="default"/>
-        <w:sz w:val="20"/>
-      </w:rPr>
-    </w:lvl>
-    <w:lvl w:ilvl="3" w:tentative="1">
-      <w:start w:val="1"/>
-      <w:numFmt w:val="bullet"/>
-      <w:lvlText w:val=""/>
-      <w:lvlJc w:val="left"/>
-      <w:pPr>
-        <w:tabs>
-          <w:tab w:val="num" w:pos="2880"/>
-        </w:tabs>
-        <w:ind w:left="2880" w:hanging="360"/>
-      </w:pPr>
-      <w:rPr>
-        <w:rFonts w:ascii="Wingdings" w:hAnsi="Wingdings" w:hint="default"/>
-        <w:sz w:val="20"/>
-      </w:rPr>
-    </w:lvl>
-    <w:lvl w:ilvl="4" w:tentative="1">
-      <w:start w:val="1"/>
-      <w:numFmt w:val="bullet"/>
-      <w:lvlText w:val=""/>
-      <w:lvlJc w:val="left"/>
-      <w:pPr>
-        <w:tabs>
-          <w:tab w:val="num" w:pos="3600"/>
-        </w:tabs>
-        <w:ind w:left="3600" w:hanging="360"/>
-      </w:pPr>
-      <w:rPr>
-        <w:rFonts w:ascii="Wingdings" w:hAnsi="Wingdings" w:hint="default"/>
-        <w:sz w:val="20"/>
-      </w:rPr>
-    </w:lvl>
-    <w:lvl w:ilvl="5" w:tentative="1">
-      <w:start w:val="1"/>
-      <w:numFmt w:val="bullet"/>
-      <w:lvlText w:val=""/>
-      <w:lvlJc w:val="left"/>
-      <w:pPr>
-        <w:tabs>
-          <w:tab w:val="num" w:pos="4320"/>
-        </w:tabs>
-        <w:ind w:left="4320" w:hanging="360"/>
-      </w:pPr>
-      <w:rPr>
-        <w:rFonts w:ascii="Wingdings" w:hAnsi="Wingdings" w:hint="default"/>
-        <w:sz w:val="20"/>
-      </w:rPr>
-    </w:lvl>
-    <w:lvl w:ilvl="6" w:tentative="1">
-      <w:start w:val="1"/>
-      <w:numFmt w:val="bullet"/>
-      <w:lvlText w:val=""/>
-      <w:lvlJc w:val="left"/>
-      <w:pPr>
-        <w:tabs>
-          <w:tab w:val="num" w:pos="5040"/>
-        </w:tabs>
-        <w:ind w:left="5040" w:hanging="360"/>
-      </w:pPr>
-      <w:rPr>
-        <w:rFonts w:ascii="Wingdings" w:hAnsi="Wingdings" w:hint="default"/>
-        <w:sz w:val="20"/>
-      </w:rPr>
-    </w:lvl>
-    <w:lvl w:ilvl="7" w:tentative="1">
-      <w:start w:val="1"/>
-      <w:numFmt w:val="bullet"/>
-      <w:lvlText w:val=""/>
-      <w:lvlJc w:val="left"/>
-      <w:pPr>
-        <w:tabs>
-          <w:tab w:val="num" w:pos="5760"/>
-        </w:tabs>
-        <w:ind w:left="5760" w:hanging="360"/>
-      </w:pPr>
-      <w:rPr>
-        <w:rFonts w:ascii="Wingdings" w:hAnsi="Wingdings" w:hint="default"/>
-        <w:sz w:val="20"/>
-      </w:rPr>
-    </w:lvl>
-    <w:lvl w:ilvl="8" w:tentative="1">
-      <w:start w:val="1"/>
-      <w:numFmt w:val="bullet"/>
-      <w:lvlText w:val=""/>
-      <w:lvlJc w:val="left"/>
-      <w:pPr>
-        <w:tabs>
-          <w:tab w:val="num" w:pos="6480"/>
-        </w:tabs>
-        <w:ind w:left="6480" w:hanging="360"/>
-      </w:pPr>
-      <w:rPr>
-        <w:rFonts w:ascii="Wingdings" w:hAnsi="Wingdings" w:hint="default"/>
-        <w:sz w:val="20"/>
-      </w:rPr>
-    </w:lvl>
-  </w:abstractNum>
-  <w:abstractNum w:abstractNumId="9" w15:restartNumberingAfterBreak="0">
     <w:nsid w:val="3AC31135"/>
     <w:multiLevelType w:val="hybridMultilevel"/>
     <w:tmpl w:val="C632F276"/>
@@ -8162,7 +7604,7 @@
       </w:pPr>
     </w:lvl>
   </w:abstractNum>
-  <w:abstractNum w:abstractNumId="10" w15:restartNumberingAfterBreak="0">
+  <w:abstractNum w:abstractNumId="7" w15:restartNumberingAfterBreak="0">
     <w:nsid w:val="40791B89"/>
     <w:multiLevelType w:val="hybridMultilevel"/>
     <w:tmpl w:val="0C64DE6A"/>
@@ -8275,7 +7717,7 @@
       </w:rPr>
     </w:lvl>
   </w:abstractNum>
-  <w:abstractNum w:abstractNumId="11" w15:restartNumberingAfterBreak="0">
+  <w:abstractNum w:abstractNumId="8" w15:restartNumberingAfterBreak="0">
     <w:nsid w:val="40AB14F8"/>
     <w:multiLevelType w:val="multilevel"/>
     <w:tmpl w:val="525ABBFA"/>
@@ -8402,16 +7844,16 @@
     <w:abstractNumId w:val="5"/>
   </w:num>
   <w:num w:numId="5">
-    <w:abstractNumId w:val="10"/>
+    <w:abstractNumId w:val="7"/>
   </w:num>
   <w:num w:numId="6">
     <w:abstractNumId w:val="4"/>
   </w:num>
   <w:num w:numId="7">
-    <w:abstractNumId w:val="11"/>
+    <w:abstractNumId w:val="8"/>
   </w:num>
   <w:num w:numId="8">
-    <w:abstractNumId w:val="11"/>
+    <w:abstractNumId w:val="8"/>
     <w:lvlOverride w:ilvl="0">
       <w:startOverride w:val="1"/>
     </w:lvlOverride>
@@ -8453,7 +7895,7 @@
     <w:abstractNumId w:val="1"/>
   </w:num>
   <w:num w:numId="13">
-    <w:abstractNumId w:val="9"/>
+    <w:abstractNumId w:val="6"/>
   </w:num>
   <w:num w:numId="14">
     <w:abstractNumId w:val="1"/>
@@ -8461,20 +7903,11 @@
       <w:startOverride w:val="1"/>
     </w:lvlOverride>
   </w:num>
-  <w:num w:numId="15">
-    <w:abstractNumId w:val="7"/>
-  </w:num>
-  <w:num w:numId="16">
-    <w:abstractNumId w:val="6"/>
-  </w:num>
-  <w:num w:numId="17">
-    <w:abstractNumId w:val="8"/>
-  </w:num>
 </w:numbering>
 </file>
 
 <file path=word/styles.xml><?xml version="1.0" encoding="utf-8"?>
-<w:styles xmlns:mc="http://schemas.openxmlformats.org/markup-compatibility/2006" xmlns:r="http://schemas.openxmlformats.org/officeDocument/2006/relationships" xmlns:w="http://schemas.openxmlformats.org/wordprocessingml/2006/main" xmlns:w14="http://schemas.microsoft.com/office/word/2010/wordml" xmlns:w15="http://schemas.microsoft.com/office/word/2012/wordml" mc:Ignorable="w14 w15">
+<w:styles xmlns:mc="http://schemas.openxmlformats.org/markup-compatibility/2006" xmlns:r="http://schemas.openxmlformats.org/officeDocument/2006/relationships" xmlns:w="http://schemas.openxmlformats.org/wordprocessingml/2006/main" xmlns:w14="http://schemas.microsoft.com/office/word/2010/wordml" xmlns:w15="http://schemas.microsoft.com/office/word/2012/wordml" xmlns:w16cid="http://schemas.microsoft.com/office/word/2016/wordml/cid" xmlns:w16se="http://schemas.microsoft.com/office/word/2015/wordml/symex" mc:Ignorable="w14 w15 w16se w16cid">
   <w:docDefaults>
     <w:rPrDefault>
       <w:rPr>
@@ -8490,7 +7923,7 @@
       </w:pPr>
     </w:pPrDefault>
   </w:docDefaults>
-  <w:latentStyles w:defLockedState="0" w:defUIPriority="99" w:defSemiHidden="0" w:defUnhideWhenUsed="0" w:defQFormat="0" w:count="371">
+  <w:latentStyles w:defLockedState="0" w:defUIPriority="99" w:defSemiHidden="0" w:defUnhideWhenUsed="0" w:defQFormat="0" w:count="375">
     <w:lsdException w:name="Normal" w:uiPriority="0" w:qFormat="1"/>
     <w:lsdException w:name="heading 1" w:uiPriority="9" w:qFormat="1"/>
     <w:lsdException w:name="heading 2" w:semiHidden="1" w:uiPriority="9" w:unhideWhenUsed="1" w:qFormat="1"/>
@@ -8862,6 +8295,10 @@
     <w:lsdException w:name="List Table 5 Dark Accent 6" w:uiPriority="50"/>
     <w:lsdException w:name="List Table 6 Colorful Accent 6" w:uiPriority="51"/>
     <w:lsdException w:name="List Table 7 Colorful Accent 6" w:uiPriority="52"/>
+    <w:lsdException w:name="Mention" w:semiHidden="1" w:unhideWhenUsed="1"/>
+    <w:lsdException w:name="Smart Hyperlink" w:semiHidden="1" w:unhideWhenUsed="1"/>
+    <w:lsdException w:name="Hashtag" w:semiHidden="1" w:unhideWhenUsed="1"/>
+    <w:lsdException w:name="Unresolved Mention" w:semiHidden="1" w:unhideWhenUsed="1"/>
   </w:latentStyles>
   <w:style w:type="paragraph" w:default="1" w:styleId="a2">
     <w:name w:val="Normal"/>
@@ -9430,24 +8867,6 @@
       <w:ind w:left="280"/>
     </w:pPr>
   </w:style>
-  <w:style w:type="paragraph" w:styleId="af2">
-    <w:name w:val="Normal (Web)"/>
-    <w:basedOn w:val="a2"/>
-    <w:uiPriority w:val="99"/>
-    <w:semiHidden/>
-    <w:unhideWhenUsed/>
-    <w:rsid w:val="004809B4"/>
-    <w:pPr>
-      <w:suppressAutoHyphens w:val="0"/>
-      <w:spacing w:before="100" w:beforeAutospacing="1" w:after="100" w:afterAutospacing="1" w:line="240" w:lineRule="auto"/>
-    </w:pPr>
-    <w:rPr>
-      <w:rFonts w:eastAsia="Times New Roman" w:cs="Times New Roman"/>
-      <w:sz w:val="24"/>
-      <w:szCs w:val="24"/>
-      <w:lang w:eastAsia="ru-RU"/>
-    </w:rPr>
-  </w:style>
 </w:styles>
 </file>
 
@@ -9717,7 +9136,7 @@
 </file>
 
 <file path=customXml/itemProps1.xml><?xml version="1.0" encoding="utf-8"?>
-<ds:datastoreItem xmlns:ds="http://schemas.openxmlformats.org/officeDocument/2006/customXml" ds:itemID="{9EAC578D-EDAC-459B-9C1D-D8D33790194C}">
+<ds:datastoreItem xmlns:ds="http://schemas.openxmlformats.org/officeDocument/2006/customXml" ds:itemID="{6BD07A76-6901-4AA2-9A63-E9CF1CFC4406}">
   <ds:schemaRefs>
     <ds:schemaRef ds:uri="http://schemas.openxmlformats.org/officeDocument/2006/bibliography"/>
   </ds:schemaRefs>
